--- a/documentos/Documento - Projeto de Extensão - COM Empresa.docx
+++ b/documentos/Documento - Projeto de Extensão - COM Empresa.docx
@@ -1,6 +1,6 @@
 
 <file path=word/document.xml><?xml version="1.0" encoding="utf-8"?>
-<w:document xmlns:wpc="http://schemas.microsoft.com/office/word/2010/wordprocessingCanvas" xmlns:cx="http://schemas.microsoft.com/office/drawing/2014/chartex" xmlns:cx1="http://schemas.microsoft.com/office/drawing/2015/9/8/chartex" xmlns:cx2="http://schemas.microsoft.com/office/drawing/2015/10/21/chartex" xmlns:cx3="http://schemas.microsoft.com/office/drawing/2016/5/9/chartex" xmlns:cx4="http://schemas.microsoft.com/office/drawing/2016/5/10/chartex" xmlns:cx5="http://schemas.microsoft.com/office/drawing/2016/5/11/chartex" xmlns:cx6="http://schemas.microsoft.com/office/drawing/2016/5/12/chartex" xmlns:cx7="http://schemas.microsoft.com/office/drawing/2016/5/13/chartex" xmlns:cx8="http://schemas.microsoft.com/office/drawing/2016/5/14/chartex" xmlns:mc="http://schemas.openxmlformats.org/markup-compatibility/2006" xmlns:aink="http://schemas.microsoft.com/office/drawing/2016/ink" xmlns:am3d="http://schemas.microsoft.com/office/drawing/2017/model3d" xmlns:o="urn:schemas-microsoft-com:office:office" xmlns:oel="http://schemas.microsoft.com/office/2019/extlst" xmlns:r="http://schemas.openxmlformats.org/officeDocument/2006/relationships" xmlns:m="http://schemas.openxmlformats.org/officeDocument/2006/math" xmlns:v="urn:schemas-microsoft-com:vml" xmlns:wp14="http://schemas.microsoft.com/office/word/2010/wordprocessingDrawing" xmlns:wp="http://schemas.openxmlformats.org/drawingml/2006/wordprocessingDrawing" xmlns:w10="urn:schemas-microsoft-com:office:word" xmlns:w="http://schemas.openxmlformats.org/wordprocessingml/2006/main" xmlns:w14="http://schemas.microsoft.com/office/word/2010/wordml" xmlns:w15="http://schemas.microsoft.com/office/word/2012/wordml" xmlns:w16cex="http://schemas.microsoft.com/office/word/2018/wordml/cex" xmlns:w16cid="http://schemas.microsoft.com/office/word/2016/wordml/cid" xmlns:w16="http://schemas.microsoft.com/office/word/2018/wordml" xmlns:w16du="http://schemas.microsoft.com/office/word/2023/wordml/word16du" xmlns:w16sdtdh="http://schemas.microsoft.com/office/word/2020/wordml/sdtdatahash" xmlns:w16sdtfl="http://schemas.microsoft.com/office/word/2024/wordml/sdtformatlock" xmlns:w16se="http://schemas.microsoft.com/office/word/2015/wordml/symex" xmlns:wpg="http://schemas.microsoft.com/office/word/2010/wordprocessingGroup" xmlns:wpi="http://schemas.microsoft.com/office/word/2010/wordprocessingInk" xmlns:wne="http://schemas.microsoft.com/office/word/2006/wordml" xmlns:wps="http://schemas.microsoft.com/office/word/2010/wordprocessingShape" mc:Ignorable="w14 w15 w16se w16cid w16 w16cex w16sdtdh w16sdtfl w16du wp14">
+<w:document xmlns:wpc="http://schemas.microsoft.com/office/word/2010/wordprocessingCanvas" xmlns:cx="http://schemas.microsoft.com/office/drawing/2014/chartex" xmlns:cx1="http://schemas.microsoft.com/office/drawing/2015/9/8/chartex" xmlns:cx2="http://schemas.microsoft.com/office/drawing/2015/10/21/chartex" xmlns:cx3="http://schemas.microsoft.com/office/drawing/2016/5/9/chartex" xmlns:cx4="http://schemas.microsoft.com/office/drawing/2016/5/10/chartex" xmlns:cx5="http://schemas.microsoft.com/office/drawing/2016/5/11/chartex" xmlns:cx6="http://schemas.microsoft.com/office/drawing/2016/5/12/chartex" xmlns:cx7="http://schemas.microsoft.com/office/drawing/2016/5/13/chartex" xmlns:cx8="http://schemas.microsoft.com/office/drawing/2016/5/14/chartex" xmlns:mc="http://schemas.openxmlformats.org/markup-compatibility/2006" xmlns:aink="http://schemas.microsoft.com/office/drawing/2016/ink" xmlns:am3d="http://schemas.microsoft.com/office/drawing/2017/model3d" xmlns:o="urn:schemas-microsoft-com:office:office" xmlns:r="http://schemas.openxmlformats.org/officeDocument/2006/relationships" xmlns:m="http://schemas.openxmlformats.org/officeDocument/2006/math" xmlns:v="urn:schemas-microsoft-com:vml" xmlns:wp14="http://schemas.microsoft.com/office/word/2010/wordprocessingDrawing" xmlns:wp="http://schemas.openxmlformats.org/drawingml/2006/wordprocessingDrawing" xmlns:w10="urn:schemas-microsoft-com:office:word" xmlns:w="http://schemas.openxmlformats.org/wordprocessingml/2006/main" xmlns:w14="http://schemas.microsoft.com/office/word/2010/wordml" xmlns:w15="http://schemas.microsoft.com/office/word/2012/wordml" xmlns:w16cid="http://schemas.microsoft.com/office/word/2016/wordml/cid" xmlns:w16se="http://schemas.microsoft.com/office/word/2015/wordml/symex" xmlns:wpg="http://schemas.microsoft.com/office/word/2010/wordprocessingGroup" xmlns:wpi="http://schemas.microsoft.com/office/word/2010/wordprocessingInk" xmlns:wne="http://schemas.microsoft.com/office/word/2006/wordml" xmlns:wps="http://schemas.microsoft.com/office/word/2010/wordprocessingShape" mc:Ignorable="w14 w15 w16se w16cid wp14">
   <w:body>
     <w:p>
       <w:pPr>
@@ -135,29 +135,27 @@
             <w:pPr>
               <w:rPr>
                 <w:rFonts w:ascii="Arial" w:eastAsia="Arial" w:hAnsi="Arial" w:cs="Arial"/>
-                <w:color w:val="525252" w:themeColor="accent3" w:themeShade="80"/>
-                <w:sz w:val="20"/>
-                <w:szCs w:val="20"/>
-              </w:rPr>
-            </w:pPr>
-            <w:r>
-              <w:rPr>
-                <w:rFonts w:ascii="Arial" w:eastAsia="Arial" w:hAnsi="Arial" w:cs="Arial"/>
-                <w:color w:val="525252" w:themeColor="accent3" w:themeShade="80"/>
-                <w:sz w:val="20"/>
-                <w:szCs w:val="20"/>
-              </w:rPr>
-              <w:t>Inserir os dados neste espaço. Orientações: descrição sucinta englobando o tema do projeto.</w:t>
-            </w:r>
-          </w:p>
-          <w:p>
-            <w:pPr>
-              <w:rPr>
-                <w:rFonts w:ascii="Arial" w:eastAsia="Arial" w:hAnsi="Arial" w:cs="Arial"/>
-                <w:sz w:val="20"/>
-                <w:szCs w:val="20"/>
-              </w:rPr>
-            </w:pPr>
+                <w:sz w:val="20"/>
+                <w:szCs w:val="20"/>
+              </w:rPr>
+            </w:pPr>
+            <w:proofErr w:type="spellStart"/>
+            <w:r>
+              <w:rPr>
+                <w:rStyle w:val="citation-114"/>
+              </w:rPr>
+              <w:t>ScanCount</w:t>
+            </w:r>
+            <w:proofErr w:type="spellEnd"/>
+            <w:r>
+              <w:rPr>
+                <w:rStyle w:val="citation-114"/>
+              </w:rPr>
+              <w:t xml:space="preserve"> AI: Inteligência Artificial para Gestão e Otimização de Coletas de Alimentos</w:t>
+            </w:r>
+            <w:r>
+              <w:t>.</w:t>
+            </w:r>
           </w:p>
         </w:tc>
       </w:tr>
@@ -270,16 +268,6 @@
               <w:t>Nome:</w:t>
             </w:r>
           </w:p>
-          <w:p>
-            <w:pPr>
-              <w:spacing w:after="0" w:line="240" w:lineRule="auto"/>
-              <w:rPr>
-                <w:rFonts w:ascii="Arial" w:eastAsia="Arial" w:hAnsi="Arial" w:cs="Arial"/>
-                <w:sz w:val="20"/>
-                <w:szCs w:val="20"/>
-              </w:rPr>
-            </w:pPr>
-          </w:p>
         </w:tc>
         <w:tc>
           <w:tcPr>
@@ -318,31 +306,17 @@
               <w:spacing w:after="0" w:line="240" w:lineRule="auto"/>
               <w:rPr>
                 <w:rFonts w:ascii="Arial" w:eastAsia="Arial" w:hAnsi="Arial" w:cs="Arial"/>
-                <w:color w:val="525252" w:themeColor="accent3" w:themeShade="80"/>
-                <w:sz w:val="20"/>
-                <w:szCs w:val="20"/>
-              </w:rPr>
-            </w:pPr>
-            <w:r>
-              <w:rPr>
-                <w:rFonts w:ascii="Arial" w:eastAsia="Arial" w:hAnsi="Arial" w:cs="Arial"/>
-                <w:color w:val="525252" w:themeColor="accent3" w:themeShade="80"/>
-                <w:sz w:val="20"/>
-                <w:szCs w:val="20"/>
-              </w:rPr>
-              <w:t>Preencher aqui</w:t>
-            </w:r>
-          </w:p>
-          <w:p>
-            <w:pPr>
-              <w:spacing w:after="0" w:line="240" w:lineRule="auto"/>
-              <w:rPr>
-                <w:rFonts w:ascii="Arial" w:eastAsia="Arial" w:hAnsi="Arial" w:cs="Arial"/>
                 <w:b/>
                 <w:sz w:val="20"/>
                 <w:szCs w:val="20"/>
               </w:rPr>
             </w:pPr>
+            <w:r>
+              <w:rPr>
+                <w:rStyle w:val="citation-113"/>
+              </w:rPr>
+              <w:t>Duda Lucena Miguel</w:t>
+            </w:r>
           </w:p>
         </w:tc>
         <w:tc>
@@ -360,6 +334,12 @@
                 <w:szCs w:val="20"/>
               </w:rPr>
             </w:pPr>
+            <w:r>
+              <w:rPr>
+                <w:rStyle w:val="citation-113"/>
+              </w:rPr>
+              <w:t>24025889</w:t>
+            </w:r>
           </w:p>
         </w:tc>
       </w:tr>
@@ -379,17 +359,14 @@
                 <w:szCs w:val="20"/>
               </w:rPr>
             </w:pPr>
-          </w:p>
-          <w:p>
-            <w:pPr>
-              <w:spacing w:after="0" w:line="240" w:lineRule="auto"/>
-              <w:rPr>
-                <w:rFonts w:ascii="Arial" w:eastAsia="Arial" w:hAnsi="Arial" w:cs="Arial"/>
-                <w:b/>
-                <w:sz w:val="20"/>
-                <w:szCs w:val="20"/>
-              </w:rPr>
-            </w:pPr>
+            <w:proofErr w:type="spellStart"/>
+            <w:r>
+              <w:t>Caroliny</w:t>
+            </w:r>
+            <w:proofErr w:type="spellEnd"/>
+            <w:r>
+              <w:t xml:space="preserve"> Rossi Bittencourt</w:t>
+            </w:r>
           </w:p>
         </w:tc>
         <w:tc>
@@ -407,6 +384,9 @@
                 <w:szCs w:val="20"/>
               </w:rPr>
             </w:pPr>
+            <w:r>
+              <w:t>24025959</w:t>
+            </w:r>
           </w:p>
         </w:tc>
       </w:tr>
@@ -426,17 +406,9 @@
                 <w:szCs w:val="20"/>
               </w:rPr>
             </w:pPr>
-          </w:p>
-          <w:p>
-            <w:pPr>
-              <w:spacing w:after="0" w:line="240" w:lineRule="auto"/>
-              <w:rPr>
-                <w:rFonts w:ascii="Arial" w:eastAsia="Arial" w:hAnsi="Arial" w:cs="Arial"/>
-                <w:b/>
-                <w:sz w:val="20"/>
-                <w:szCs w:val="20"/>
-              </w:rPr>
-            </w:pPr>
+            <w:r>
+              <w:t>Murilo de Souza Vieira</w:t>
+            </w:r>
           </w:p>
         </w:tc>
         <w:tc>
@@ -454,6 +426,9 @@
                 <w:szCs w:val="20"/>
               </w:rPr>
             </w:pPr>
+            <w:r>
+              <w:t>24025726</w:t>
+            </w:r>
           </w:p>
         </w:tc>
       </w:tr>
@@ -473,17 +448,9 @@
                 <w:szCs w:val="20"/>
               </w:rPr>
             </w:pPr>
-          </w:p>
-          <w:p>
-            <w:pPr>
-              <w:spacing w:after="0" w:line="240" w:lineRule="auto"/>
-              <w:rPr>
-                <w:rFonts w:ascii="Arial" w:eastAsia="Arial" w:hAnsi="Arial" w:cs="Arial"/>
-                <w:b/>
-                <w:sz w:val="20"/>
-                <w:szCs w:val="20"/>
-              </w:rPr>
-            </w:pPr>
+            <w:r>
+              <w:t>Rafael Alves dos Santos Guimarães</w:t>
+            </w:r>
           </w:p>
         </w:tc>
         <w:tc>
@@ -501,6 +468,9 @@
                 <w:szCs w:val="20"/>
               </w:rPr>
             </w:pPr>
+            <w:r>
+              <w:t>24025724</w:t>
+            </w:r>
           </w:p>
         </w:tc>
       </w:tr>
@@ -599,22 +569,9 @@
             </w:pPr>
             <w:r>
               <w:rPr>
-                <w:rFonts w:ascii="Arial" w:eastAsia="Arial" w:hAnsi="Arial" w:cs="Arial"/>
-                <w:color w:val="525252" w:themeColor="accent3" w:themeShade="80"/>
-                <w:sz w:val="20"/>
-                <w:szCs w:val="20"/>
-              </w:rPr>
-              <w:t>Inserir os dados neste espaço. Orientações: inserir o nome completo do professor responsável pela Atividade de Extensão.</w:t>
-            </w:r>
-            <w:r>
-              <w:rPr>
-                <w:rFonts w:ascii="Arial" w:eastAsia="Arial" w:hAnsi="Arial" w:cs="Arial"/>
-                <w:b/>
-                <w:color w:val="525252" w:themeColor="accent3" w:themeShade="80"/>
-                <w:sz w:val="16"/>
-                <w:szCs w:val="16"/>
-              </w:rPr>
-              <w:t xml:space="preserve"> </w:t>
+                <w:rStyle w:val="citation-109"/>
+              </w:rPr>
+              <w:t>Rafael Diogo Rossetti</w:t>
             </w:r>
           </w:p>
         </w:tc>
@@ -713,31 +670,9 @@
             </w:pPr>
             <w:r>
               <w:rPr>
-                <w:rFonts w:ascii="Arial" w:eastAsia="Arial" w:hAnsi="Arial" w:cs="Arial"/>
-                <w:color w:val="525252" w:themeColor="accent3" w:themeShade="80"/>
-                <w:sz w:val="20"/>
-                <w:szCs w:val="20"/>
-              </w:rPr>
-              <w:t>Inserir os dados neste espaço. Orientações:</w:t>
-            </w:r>
-            <w:r>
-              <w:rPr>
-                <w:rFonts w:ascii="Arial" w:eastAsia="Arial" w:hAnsi="Arial" w:cs="Arial"/>
-                <w:b/>
-                <w:color w:val="525252" w:themeColor="accent3" w:themeShade="80"/>
-                <w:sz w:val="16"/>
-                <w:szCs w:val="16"/>
-              </w:rPr>
-              <w:t xml:space="preserve"> </w:t>
-            </w:r>
-            <w:r>
-              <w:rPr>
-                <w:rFonts w:ascii="Arial" w:eastAsia="Arial" w:hAnsi="Arial" w:cs="Arial"/>
-                <w:color w:val="525252" w:themeColor="accent3" w:themeShade="80"/>
-                <w:sz w:val="20"/>
-                <w:szCs w:val="20"/>
-              </w:rPr>
-              <w:t>inserir o nome do curso de graduação.</w:t>
+                <w:rStyle w:val="citation-108"/>
+              </w:rPr>
+              <w:t>Ciência da Computação</w:t>
             </w:r>
           </w:p>
         </w:tc>
@@ -879,6 +814,16 @@
                 <w:szCs w:val="20"/>
               </w:rPr>
               <w:t xml:space="preserve">Projeto Interdisciplinar: </w:t>
+            </w:r>
+            <w:r>
+              <w:rPr>
+                <w:rFonts w:ascii="Segoe UI Symbol" w:eastAsia="Arial Unicode MS" w:hAnsi="Segoe UI Symbol" w:cs="Segoe UI Symbol"/>
+                <w:b/>
+                <w:color w:val="525252" w:themeColor="accent3" w:themeShade="80"/>
+                <w:sz w:val="16"/>
+                <w:szCs w:val="16"/>
+              </w:rPr>
+              <w:t>✓</w:t>
             </w:r>
           </w:p>
         </w:tc>
@@ -1032,6 +977,24 @@
                 <w:szCs w:val="20"/>
               </w:rPr>
               <w:t>Atividade de Extensão não implementado na prática (proposta de intervenção)</w:t>
+            </w:r>
+            <w:r>
+              <w:rPr>
+                <w:rFonts w:ascii="Arial" w:eastAsia="Arial" w:hAnsi="Arial" w:cs="Arial"/>
+                <w:sz w:val="20"/>
+                <w:szCs w:val="20"/>
+              </w:rPr>
+              <w:t xml:space="preserve"> </w:t>
+            </w:r>
+            <w:r>
+              <w:rPr>
+                <w:rFonts w:ascii="Segoe UI Symbol" w:eastAsia="Arial Unicode MS" w:hAnsi="Segoe UI Symbol" w:cs="Segoe UI Symbol"/>
+                <w:b/>
+                <w:color w:val="525252" w:themeColor="accent3" w:themeShade="80"/>
+                <w:sz w:val="16"/>
+                <w:szCs w:val="16"/>
+              </w:rPr>
+              <w:t>✓</w:t>
             </w:r>
           </w:p>
           <w:p>
@@ -1124,54 +1087,16 @@
               <w:rPr>
                 <w:rFonts w:ascii="Arial" w:eastAsia="Arial" w:hAnsi="Arial" w:cs="Arial"/>
                 <w:b/>
-                <w:sz w:val="20"/>
-                <w:szCs w:val="20"/>
-              </w:rPr>
-            </w:pPr>
-            <w:r>
-              <w:rPr>
-                <w:rFonts w:ascii="Arial" w:eastAsia="Arial" w:hAnsi="Arial" w:cs="Arial"/>
-                <w:color w:val="525252" w:themeColor="accent3" w:themeShade="80"/>
-                <w:sz w:val="20"/>
-                <w:szCs w:val="20"/>
-              </w:rPr>
-              <w:t xml:space="preserve">Estabelecido conforme </w:t>
-            </w:r>
-            <w:r>
-              <w:rPr>
-                <w:rFonts w:ascii="Arial" w:eastAsia="Arial" w:hAnsi="Arial" w:cs="Arial"/>
-                <w:color w:val="525252" w:themeColor="accent3" w:themeShade="80"/>
-                <w:sz w:val="20"/>
-                <w:szCs w:val="20"/>
-              </w:rPr>
-              <w:t>seleção da ODS e dos</w:t>
-            </w:r>
-            <w:r>
-              <w:rPr>
-                <w:rFonts w:ascii="Arial" w:eastAsia="Arial" w:hAnsi="Arial" w:cs="Arial"/>
-                <w:color w:val="525252" w:themeColor="accent3" w:themeShade="80"/>
-                <w:sz w:val="20"/>
-                <w:szCs w:val="20"/>
-              </w:rPr>
-              <w:t xml:space="preserve"> conhecimento</w:t>
-            </w:r>
-            <w:r>
-              <w:rPr>
-                <w:rFonts w:ascii="Arial" w:eastAsia="Arial" w:hAnsi="Arial" w:cs="Arial"/>
-                <w:color w:val="525252" w:themeColor="accent3" w:themeShade="80"/>
-                <w:sz w:val="20"/>
-                <w:szCs w:val="20"/>
-              </w:rPr>
-              <w:t>s a</w:t>
-            </w:r>
-            <w:r>
-              <w:rPr>
-                <w:rFonts w:ascii="Arial" w:eastAsia="Arial" w:hAnsi="Arial" w:cs="Arial"/>
-                <w:color w:val="525252" w:themeColor="accent3" w:themeShade="80"/>
-                <w:sz w:val="20"/>
-                <w:szCs w:val="20"/>
-              </w:rPr>
-              <w:t xml:space="preserve"> serem trabalhados e orientações do docente.</w:t>
+                <w:color w:val="000000" w:themeColor="text1"/>
+                <w:sz w:val="20"/>
+                <w:szCs w:val="20"/>
+              </w:rPr>
+            </w:pPr>
+            <w:r>
+              <w:rPr>
+                <w:color w:val="000000" w:themeColor="text1"/>
+              </w:rPr>
+              <w:t>ODS 2 (Fome Zero e Agricultura Sustentável) e ODS 9 (Indústria, Inovação e Infraestrutura), integrando Visão Computacional ao projeto solidário "Lideranças Empáticas"</w:t>
             </w:r>
           </w:p>
         </w:tc>
@@ -1226,78 +1151,40 @@
               <w:shd w:val="clear" w:color="auto" w:fill="FFFFFF"/>
               <w:rPr>
                 <w:rFonts w:ascii="Arial" w:eastAsia="Arial" w:hAnsi="Arial" w:cs="Arial"/>
-                <w:color w:val="525252" w:themeColor="accent3" w:themeShade="80"/>
-                <w:sz w:val="20"/>
-                <w:szCs w:val="20"/>
-              </w:rPr>
-            </w:pPr>
-            <w:r>
-              <w:rPr>
-                <w:rFonts w:ascii="Arial" w:eastAsia="Arial" w:hAnsi="Arial" w:cs="Arial"/>
-                <w:color w:val="525252" w:themeColor="accent3" w:themeShade="80"/>
-                <w:sz w:val="20"/>
-                <w:szCs w:val="20"/>
-              </w:rPr>
-              <w:t xml:space="preserve">Inserir os dados neste espaço. </w:t>
-            </w:r>
-          </w:p>
-          <w:p>
-            <w:pPr>
-              <w:shd w:val="clear" w:color="auto" w:fill="FFFFFF"/>
-              <w:rPr>
-                <w:rFonts w:ascii="Arial" w:eastAsia="Arial" w:hAnsi="Arial" w:cs="Arial"/>
-                <w:color w:val="525252" w:themeColor="accent3" w:themeShade="80"/>
-                <w:sz w:val="20"/>
-                <w:szCs w:val="20"/>
-              </w:rPr>
-            </w:pPr>
-            <w:r>
-              <w:rPr>
-                <w:rFonts w:ascii="Arial" w:eastAsia="Arial" w:hAnsi="Arial" w:cs="Arial"/>
-                <w:color w:val="525252" w:themeColor="accent3" w:themeShade="80"/>
-                <w:sz w:val="20"/>
-                <w:szCs w:val="20"/>
-              </w:rPr>
-              <w:t>Orientações:</w:t>
-            </w:r>
-            <w:r>
-              <w:rPr>
-                <w:rFonts w:ascii="Arial" w:eastAsia="Arial" w:hAnsi="Arial" w:cs="Arial"/>
                 <w:b/>
-                <w:color w:val="525252" w:themeColor="accent3" w:themeShade="80"/>
-                <w:sz w:val="16"/>
-                <w:szCs w:val="16"/>
-              </w:rPr>
-              <w:t xml:space="preserve"> </w:t>
-            </w:r>
-            <w:r>
-              <w:rPr>
-                <w:rFonts w:ascii="Arial" w:eastAsia="Arial" w:hAnsi="Arial" w:cs="Arial"/>
-                <w:color w:val="525252" w:themeColor="accent3" w:themeShade="80"/>
-                <w:sz w:val="20"/>
-                <w:szCs w:val="20"/>
-              </w:rPr>
-              <w:t xml:space="preserve">Descrever o produto decorrente da atividade de Extensão. </w:t>
-            </w:r>
-          </w:p>
-          <w:p>
-            <w:pPr>
-              <w:shd w:val="clear" w:color="auto" w:fill="FFFFFF"/>
-              <w:rPr>
-                <w:rFonts w:ascii="Arial" w:eastAsia="Arial" w:hAnsi="Arial" w:cs="Arial"/>
-                <w:b/>
-                <w:sz w:val="20"/>
-                <w:szCs w:val="20"/>
-              </w:rPr>
-            </w:pPr>
-            <w:r>
-              <w:rPr>
-                <w:rFonts w:ascii="Arial" w:eastAsia="Arial" w:hAnsi="Arial" w:cs="Arial"/>
-                <w:color w:val="525252" w:themeColor="accent3" w:themeShade="80"/>
-                <w:sz w:val="20"/>
-                <w:szCs w:val="20"/>
-              </w:rPr>
-              <w:t>Apresentar evidências como fotos, links, folder, cartilha, código, apresentação, etc.</w:t>
+                <w:color w:val="000000" w:themeColor="text1"/>
+                <w:sz w:val="20"/>
+                <w:szCs w:val="20"/>
+              </w:rPr>
+            </w:pPr>
+            <w:r>
+              <w:rPr>
+                <w:rFonts w:ascii="Arial" w:eastAsia="Arial" w:hAnsi="Arial" w:cs="Arial"/>
+                <w:color w:val="000000" w:themeColor="text1"/>
+                <w:sz w:val="20"/>
+                <w:szCs w:val="20"/>
+              </w:rPr>
+              <w:t xml:space="preserve">O produto é um SaaS (Software as a Service) </w:t>
+            </w:r>
+            <w:proofErr w:type="spellStart"/>
+            <w:r>
+              <w:rPr>
+                <w:rFonts w:ascii="Arial" w:eastAsia="Arial" w:hAnsi="Arial" w:cs="Arial"/>
+                <w:color w:val="000000" w:themeColor="text1"/>
+                <w:sz w:val="20"/>
+                <w:szCs w:val="20"/>
+              </w:rPr>
+              <w:t>Multitenant</w:t>
+            </w:r>
+            <w:proofErr w:type="spellEnd"/>
+            <w:r>
+              <w:rPr>
+                <w:rFonts w:ascii="Arial" w:eastAsia="Arial" w:hAnsi="Arial" w:cs="Arial"/>
+                <w:color w:val="000000" w:themeColor="text1"/>
+                <w:sz w:val="20"/>
+                <w:szCs w:val="20"/>
+              </w:rPr>
+              <w:t xml:space="preserve"> voltado para o gerenciamento inteligente de estoques e fluxos de coleta. A plataforma utiliza Visão Computacional para realizar registros automatizados de itens, permitindo que diferentes organizações (sejam elas comerciais ou sociais) gerenciem seus próprios inventários de forma isolada e segura em uma infraestrutura compartilhada. O sistema substitui a inserção manual de dados pela captura de imagem, que identifica e contabiliza os produtos instantaneamente, alimentando um dashboard de controle de entradas e saídas.</w:t>
             </w:r>
           </w:p>
         </w:tc>
@@ -1378,6 +1265,11 @@
           </w:tcPr>
           <w:p>
             <w:pPr>
+              <w:pStyle w:val="PargrafodaLista"/>
+              <w:numPr>
+                <w:ilvl w:val="0"/>
+                <w:numId w:val="2"/>
+              </w:numPr>
               <w:pBdr>
                 <w:top w:val="nil"/>
                 <w:left w:val="nil"/>
@@ -1389,6 +1281,40 @@
               <w:jc w:val="both"/>
               <w:rPr>
                 <w:rFonts w:ascii="Arial" w:eastAsia="Arial" w:hAnsi="Arial" w:cs="Arial"/>
+                <w:color w:val="000000" w:themeColor="text1"/>
+                <w:sz w:val="20"/>
+                <w:szCs w:val="20"/>
+              </w:rPr>
+            </w:pPr>
+            <w:r>
+              <w:rPr>
+                <w:rFonts w:ascii="Arial" w:eastAsia="Arial" w:hAnsi="Arial" w:cs="Arial"/>
+                <w:color w:val="000000" w:themeColor="text1"/>
+                <w:sz w:val="20"/>
+                <w:szCs w:val="20"/>
+              </w:rPr>
+              <w:lastRenderedPageBreak/>
+              <w:t>Micro e pequenas empresas: Estabelecimentos que buscam modernizar seus serviços de contagem analógica (processos feitos em papel ou planilhas manuais) para reduzir erros operacionais e tempo de conferência.</w:t>
+            </w:r>
+          </w:p>
+          <w:p>
+            <w:pPr>
+              <w:pStyle w:val="PargrafodaLista"/>
+              <w:numPr>
+                <w:ilvl w:val="0"/>
+                <w:numId w:val="2"/>
+              </w:numPr>
+              <w:pBdr>
+                <w:top w:val="nil"/>
+                <w:left w:val="nil"/>
+                <w:bottom w:val="nil"/>
+                <w:right w:val="nil"/>
+                <w:between w:val="nil"/>
+              </w:pBdr>
+              <w:spacing w:after="0" w:line="240" w:lineRule="auto"/>
+              <w:jc w:val="both"/>
+              <w:rPr>
+                <w:rFonts w:ascii="Arial" w:eastAsia="Arial" w:hAnsi="Arial" w:cs="Arial"/>
                 <w:color w:val="FF3333"/>
                 <w:sz w:val="20"/>
                 <w:szCs w:val="20"/>
@@ -1397,11 +1323,11 @@
             <w:r>
               <w:rPr>
                 <w:rFonts w:ascii="Arial" w:eastAsia="Arial" w:hAnsi="Arial" w:cs="Arial"/>
-                <w:color w:val="525252" w:themeColor="accent3" w:themeShade="80"/>
-                <w:sz w:val="20"/>
-                <w:szCs w:val="20"/>
-              </w:rPr>
-              <w:t xml:space="preserve">Inserir os dados neste espaço. Orientações: conhecer na prática a realidade do campo de atuação. Definir e descrever o local em que a intervenção prevista na atividade de extensão pode ser implementada, lembrando que não há obrigatoriedade de esta ação ser efetivamente colocada em prática neste momento. É importante considerar intervenções tecnicamente exequíveis, sustentáveis e economicamente viáveis. </w:t>
+                <w:color w:val="000000" w:themeColor="text1"/>
+                <w:sz w:val="20"/>
+                <w:szCs w:val="20"/>
+              </w:rPr>
+              <w:t>Projetos sociais de coleta de itens: Entidades que realizam campanhas de arrecadação de alimentos ou mantimentos e necessitam de uma triagem rápida para organizar a logística de distribuição.</w:t>
             </w:r>
           </w:p>
         </w:tc>
@@ -1462,6 +1388,11 @@
           </w:tcPr>
           <w:p>
             <w:pPr>
+              <w:pStyle w:val="PargrafodaLista"/>
+              <w:numPr>
+                <w:ilvl w:val="0"/>
+                <w:numId w:val="3"/>
+              </w:numPr>
               <w:pBdr>
                 <w:top w:val="nil"/>
                 <w:left w:val="nil"/>
@@ -1473,6 +1404,72 @@
               <w:jc w:val="both"/>
               <w:rPr>
                 <w:rFonts w:ascii="Arial" w:eastAsia="Arial" w:hAnsi="Arial" w:cs="Arial"/>
+                <w:color w:val="000000" w:themeColor="text1"/>
+                <w:sz w:val="20"/>
+                <w:szCs w:val="20"/>
+              </w:rPr>
+            </w:pPr>
+            <w:r>
+              <w:rPr>
+                <w:rFonts w:ascii="Arial" w:eastAsia="Arial" w:hAnsi="Arial" w:cs="Arial"/>
+                <w:color w:val="000000" w:themeColor="text1"/>
+                <w:sz w:val="20"/>
+                <w:szCs w:val="20"/>
+              </w:rPr>
+              <w:t>Gestores e proprietários de pequenos negócios: Que necessitam de uma solução de baixo custo e alta tecnologia para controle de estoque.</w:t>
+            </w:r>
+          </w:p>
+          <w:p>
+            <w:pPr>
+              <w:pStyle w:val="PargrafodaLista"/>
+              <w:numPr>
+                <w:ilvl w:val="0"/>
+                <w:numId w:val="3"/>
+              </w:numPr>
+              <w:pBdr>
+                <w:top w:val="nil"/>
+                <w:left w:val="nil"/>
+                <w:bottom w:val="nil"/>
+                <w:right w:val="nil"/>
+                <w:between w:val="nil"/>
+              </w:pBdr>
+              <w:spacing w:after="0" w:line="240" w:lineRule="auto"/>
+              <w:jc w:val="both"/>
+              <w:rPr>
+                <w:rFonts w:ascii="Arial" w:eastAsia="Arial" w:hAnsi="Arial" w:cs="Arial"/>
+                <w:color w:val="000000" w:themeColor="text1"/>
+                <w:sz w:val="20"/>
+                <w:szCs w:val="20"/>
+              </w:rPr>
+            </w:pPr>
+            <w:r>
+              <w:rPr>
+                <w:rFonts w:ascii="Arial" w:eastAsia="Arial" w:hAnsi="Arial" w:cs="Arial"/>
+                <w:color w:val="000000" w:themeColor="text1"/>
+                <w:sz w:val="20"/>
+                <w:szCs w:val="20"/>
+              </w:rPr>
+              <w:t>Coordenadores de projetos sociais e voluntários: Que operam na linha de frente da triagem de doações.</w:t>
+            </w:r>
+          </w:p>
+          <w:p>
+            <w:pPr>
+              <w:pStyle w:val="PargrafodaLista"/>
+              <w:numPr>
+                <w:ilvl w:val="0"/>
+                <w:numId w:val="3"/>
+              </w:numPr>
+              <w:pBdr>
+                <w:top w:val="nil"/>
+                <w:left w:val="nil"/>
+                <w:bottom w:val="nil"/>
+                <w:right w:val="nil"/>
+                <w:between w:val="nil"/>
+              </w:pBdr>
+              <w:spacing w:after="0" w:line="240" w:lineRule="auto"/>
+              <w:jc w:val="both"/>
+              <w:rPr>
+                <w:rFonts w:ascii="Arial" w:eastAsia="Arial" w:hAnsi="Arial" w:cs="Arial"/>
                 <w:color w:val="1F4E79"/>
                 <w:sz w:val="20"/>
                 <w:szCs w:val="20"/>
@@ -1481,11 +1478,11 @@
             <w:r>
               <w:rPr>
                 <w:rFonts w:ascii="Arial" w:eastAsia="Arial" w:hAnsi="Arial" w:cs="Arial"/>
-                <w:color w:val="525252" w:themeColor="accent3" w:themeShade="80"/>
-                <w:sz w:val="20"/>
-                <w:szCs w:val="20"/>
-              </w:rPr>
-              <w:t xml:space="preserve">Inserir os dados neste espaço. Orientações: buscar conhecer na prática a realidade do campo de atuação para a intervenção extensionista. Definir os sujeitos que poderão ser impactados pela intervenção. Caracterizar o público-alvo, características socioeconômicas e educacionais ou outros dados considerados relevantes. Nesta etapa poderá ser realizado um levantamento diagnóstico da comunidade, os dados podem ser obtidos na prática com base na metodologia proposta para o projeto de extensão (visitas, entrevistas, questionários, reuniões, roda de conversa, ou uso de outras ferramentas de levantamento). Adequar a proposta de acordo com as especificidades do curso. Os dados aqui inseridos também podem ser empregados na concepção do projeto propriamente dito. </w:t>
+                <w:color w:val="000000" w:themeColor="text1"/>
+                <w:sz w:val="20"/>
+                <w:szCs w:val="20"/>
+              </w:rPr>
+              <w:t>Equipes operacionais: Colaboradores que realizam a conferência física de itens e se beneficiarão da automação via câmera.</w:t>
             </w:r>
           </w:p>
         </w:tc>
@@ -1562,32 +1559,17 @@
               </w:rPr>
             </w:pPr>
             <w:r>
-              <w:rPr>
-                <w:rFonts w:ascii="Arial" w:eastAsia="Arial" w:hAnsi="Arial" w:cs="Arial"/>
-                <w:color w:val="525252" w:themeColor="accent3" w:themeShade="80"/>
-                <w:sz w:val="20"/>
-                <w:szCs w:val="20"/>
-              </w:rPr>
-              <w:t>Inserir os dados neste espaço. Orientações:</w:t>
-            </w:r>
-            <w:r>
-              <w:rPr>
-                <w:rFonts w:ascii="Arial" w:eastAsia="Arial" w:hAnsi="Arial" w:cs="Arial"/>
+              <w:t xml:space="preserve">Embora o projeto tenha sido fundamentado no contexto solidário do </w:t>
+            </w:r>
+            <w:r>
+              <w:rPr>
                 <w:b/>
-                <w:color w:val="525252" w:themeColor="accent3" w:themeShade="80"/>
-                <w:sz w:val="16"/>
-                <w:szCs w:val="16"/>
-              </w:rPr>
-              <w:t xml:space="preserve"> </w:t>
-            </w:r>
-            <w:r>
-              <w:rPr>
-                <w:rFonts w:ascii="Arial" w:eastAsia="Arial" w:hAnsi="Arial" w:cs="Arial"/>
-                <w:color w:val="525252" w:themeColor="accent3" w:themeShade="80"/>
-                <w:sz w:val="20"/>
-                <w:szCs w:val="20"/>
-              </w:rPr>
-              <w:t xml:space="preserve">observar a realidade em si, identificar os postos-chave, os problemas apontados e suas características para que o plano de intervenção possa contribuir na transformação da realidade observada. Selecionar o problema que será objeto da intervenção e apresentar argumentos relativos à sua relevância de estudo. Os dados aqui inseridos também podem ser empregados na concepção do projeto propriamente dito. </w:t>
+                <w:bCs/>
+              </w:rPr>
+              <w:t>"Lideranças Empáticas"</w:t>
+            </w:r>
+            <w:r>
+              <w:t>, este atua como o cenário de teste e validação (contexto gerador). O problema central identificado é a ineficiência e a falta de rastreabilidade em processos de contagem manual de itens. Essa dor é comum tanto ao terceiro setor, durante grandes arrecadações, quanto ao setor comercial, onde a demora no inventário impacta diretamente a produtividade. Assim, a ferramenta foi desenvolvida para ser escalável, tratando a coleta de alimentos como o primeiro caso de uso de uma solução aplicável a diversos contextos similares de gestão de suprimentos.</w:t>
             </w:r>
           </w:p>
         </w:tc>
@@ -1663,136 +1645,15 @@
                 <w:szCs w:val="20"/>
               </w:rPr>
             </w:pPr>
-            <w:r>
-              <w:rPr>
-                <w:rFonts w:ascii="Arial" w:eastAsia="Arial" w:hAnsi="Arial" w:cs="Arial"/>
-                <w:color w:val="525252" w:themeColor="accent3" w:themeShade="80"/>
-                <w:sz w:val="20"/>
-                <w:szCs w:val="20"/>
-              </w:rPr>
-              <w:t>Inserir os dados neste espaço. Orientações:</w:t>
-            </w:r>
-            <w:r>
-              <w:rPr>
-                <w:rFonts w:ascii="Arial" w:eastAsia="Arial" w:hAnsi="Arial" w:cs="Arial"/>
-                <w:b/>
-                <w:color w:val="525252" w:themeColor="accent3" w:themeShade="80"/>
-                <w:sz w:val="16"/>
-                <w:szCs w:val="16"/>
-              </w:rPr>
-              <w:t xml:space="preserve"> </w:t>
-            </w:r>
-            <w:r>
-              <w:rPr>
-                <w:rFonts w:ascii="Arial" w:eastAsia="Arial" w:hAnsi="Arial" w:cs="Arial"/>
-                <w:color w:val="525252" w:themeColor="accent3" w:themeShade="80"/>
-                <w:sz w:val="20"/>
-                <w:szCs w:val="20"/>
-              </w:rPr>
-              <w:t>as hipóteses devem ser construídas após a teorização e estudo do problema observado. Relacionar hipóteses de intervenção para solução do problema de estudo e selecionar a mais adequada. É importante considerar intervenções tecnicamente exequíveis, sustentáveis e economicamente viáveis</w:t>
-            </w:r>
-            <w:r>
-              <w:rPr>
-                <w:rFonts w:ascii="Arial" w:eastAsia="Arial" w:hAnsi="Arial" w:cs="Arial"/>
-                <w:b/>
-                <w:color w:val="525252" w:themeColor="accent3" w:themeShade="80"/>
-                <w:sz w:val="16"/>
-                <w:szCs w:val="16"/>
-              </w:rPr>
-              <w:t>.</w:t>
+            <w:bookmarkStart w:id="0" w:name="_GoBack"/>
+            <w:r>
+              <w:t>A hipótese central é que a implementação de uma ferramenta de monitoramento automatizado, validada inicialmente no projeto Lideranças Empáticas, servirá como prova de conceito para um modelo de negócio escalável. Espera-se que a automação reduza em mais de 60% o tempo dedicado à conferência manual de itens, transformando processos lentos em fluxos de dados dinâmicos e precisos.</w:t>
             </w:r>
           </w:p>
         </w:tc>
       </w:tr>
+      <w:bookmarkEnd w:id="0"/>
     </w:tbl>
-    <w:p>
-      <w:pPr>
-        <w:spacing w:after="0" w:line="240" w:lineRule="auto"/>
-        <w:rPr>
-          <w:rFonts w:ascii="Arial" w:eastAsia="Arial" w:hAnsi="Arial" w:cs="Arial"/>
-          <w:b/>
-          <w:sz w:val="20"/>
-          <w:szCs w:val="20"/>
-        </w:rPr>
-      </w:pPr>
-    </w:p>
-    <w:p>
-      <w:pPr>
-        <w:spacing w:after="0" w:line="240" w:lineRule="auto"/>
-        <w:rPr>
-          <w:rFonts w:ascii="Arial" w:eastAsia="Arial" w:hAnsi="Arial" w:cs="Arial"/>
-          <w:b/>
-          <w:sz w:val="20"/>
-          <w:szCs w:val="20"/>
-        </w:rPr>
-      </w:pPr>
-    </w:p>
-    <w:p>
-      <w:pPr>
-        <w:spacing w:after="0" w:line="240" w:lineRule="auto"/>
-        <w:rPr>
-          <w:rFonts w:ascii="Arial" w:eastAsia="Arial" w:hAnsi="Arial" w:cs="Arial"/>
-          <w:b/>
-          <w:sz w:val="20"/>
-          <w:szCs w:val="20"/>
-        </w:rPr>
-      </w:pPr>
-    </w:p>
-    <w:p>
-      <w:pPr>
-        <w:spacing w:after="0" w:line="240" w:lineRule="auto"/>
-        <w:rPr>
-          <w:rFonts w:ascii="Arial" w:eastAsia="Arial" w:hAnsi="Arial" w:cs="Arial"/>
-          <w:b/>
-          <w:sz w:val="20"/>
-          <w:szCs w:val="20"/>
-        </w:rPr>
-      </w:pPr>
-    </w:p>
-    <w:p>
-      <w:pPr>
-        <w:spacing w:after="0" w:line="240" w:lineRule="auto"/>
-        <w:rPr>
-          <w:rFonts w:ascii="Arial" w:eastAsia="Arial" w:hAnsi="Arial" w:cs="Arial"/>
-          <w:b/>
-          <w:sz w:val="20"/>
-          <w:szCs w:val="20"/>
-        </w:rPr>
-      </w:pPr>
-    </w:p>
-    <w:p>
-      <w:pPr>
-        <w:spacing w:after="0" w:line="240" w:lineRule="auto"/>
-        <w:rPr>
-          <w:rFonts w:ascii="Arial" w:eastAsia="Arial" w:hAnsi="Arial" w:cs="Arial"/>
-          <w:b/>
-          <w:sz w:val="20"/>
-          <w:szCs w:val="20"/>
-        </w:rPr>
-      </w:pPr>
-    </w:p>
-    <w:p>
-      <w:pPr>
-        <w:spacing w:after="0" w:line="240" w:lineRule="auto"/>
-        <w:rPr>
-          <w:rFonts w:ascii="Arial" w:eastAsia="Arial" w:hAnsi="Arial" w:cs="Arial"/>
-          <w:b/>
-          <w:sz w:val="20"/>
-          <w:szCs w:val="20"/>
-        </w:rPr>
-      </w:pPr>
-    </w:p>
-    <w:p>
-      <w:pPr>
-        <w:spacing w:after="0" w:line="240" w:lineRule="auto"/>
-        <w:rPr>
-          <w:rFonts w:ascii="Arial" w:eastAsia="Arial" w:hAnsi="Arial" w:cs="Arial"/>
-          <w:b/>
-          <w:sz w:val="20"/>
-          <w:szCs w:val="20"/>
-        </w:rPr>
-      </w:pPr>
-    </w:p>
     <w:p>
       <w:pPr>
         <w:spacing w:after="0" w:line="240" w:lineRule="auto"/>
@@ -1916,32 +1777,23 @@
               </w:rPr>
             </w:pPr>
             <w:r>
-              <w:rPr>
-                <w:rFonts w:ascii="Arial" w:eastAsia="Arial" w:hAnsi="Arial" w:cs="Arial"/>
-                <w:color w:val="525252" w:themeColor="accent3" w:themeShade="80"/>
-                <w:sz w:val="20"/>
-                <w:szCs w:val="20"/>
-              </w:rPr>
-              <w:t>Inserir os dados neste espaço. Orientações:</w:t>
-            </w:r>
-            <w:r>
-              <w:rPr>
-                <w:rFonts w:ascii="Arial" w:eastAsia="Arial" w:hAnsi="Arial" w:cs="Arial"/>
-                <w:b/>
-                <w:color w:val="525252" w:themeColor="accent3" w:themeShade="80"/>
-                <w:sz w:val="16"/>
-                <w:szCs w:val="16"/>
-              </w:rPr>
-              <w:t xml:space="preserve"> </w:t>
-            </w:r>
-            <w:r>
-              <w:rPr>
-                <w:rFonts w:ascii="Arial" w:eastAsia="Arial" w:hAnsi="Arial" w:cs="Arial"/>
-                <w:color w:val="525252" w:themeColor="accent3" w:themeShade="80"/>
-                <w:sz w:val="20"/>
-                <w:szCs w:val="20"/>
-              </w:rPr>
-              <w:t xml:space="preserve">texto sem parágrafos. Trata-se de um resumo, apresentado de forma sintética, clara, objetiva e concisa, dos pontos mais importantes da proposta do projeto: breve descrição do estudo, o problema a ser focado, público-alvo ou comunidade que será envolvido na ação extensionista, o objetivo geral da ação extensionista, as metodologias a serem utilizadas, as atividades previstas, os resultados esperados, e outras informações que forem consideradas relevantes. Escrever um texto curto. </w:t>
+              <w:t xml:space="preserve">O projeto </w:t>
+            </w:r>
+            <w:proofErr w:type="spellStart"/>
+            <w:r>
+              <w:t>ScanCount</w:t>
+            </w:r>
+            <w:proofErr w:type="spellEnd"/>
+            <w:r>
+              <w:t xml:space="preserve"> AI consiste no desenvolvimento de uma plataforma SaaS </w:t>
+            </w:r>
+            <w:proofErr w:type="spellStart"/>
+            <w:r>
+              <w:t>multitenant</w:t>
+            </w:r>
+            <w:proofErr w:type="spellEnd"/>
+            <w:r>
+              <w:t xml:space="preserve"> que utiliza visão computacional para automatizar a gestão de estoques e coletas de itens. O estudo foca na ineficiência de contagens analógicas, que geram gargalos em microempresas e em campanhas sociais de arrecadação, como o projeto "Lideranças Empáticas". O objetivo geral é implementar registros automatizados via modelos YOLOv8 para otimizar o tempo de triagem e garantir precisão nos dados. A metodologia envolve o treinamento de redes neurais com imagens coletadas em campo e a validação do sistema em mutirões de arrecadação. Espera-se que a solução reduza o erro humano e modernize a logística de distribuição tanto no setor comercial quanto no terceiro setor.</w:t>
             </w:r>
           </w:p>
         </w:tc>
@@ -2011,60 +1863,19 @@
               </w:rPr>
             </w:pPr>
             <w:r>
-              <w:rPr>
-                <w:rFonts w:ascii="Arial" w:eastAsia="Arial" w:hAnsi="Arial" w:cs="Arial"/>
-                <w:color w:val="525252" w:themeColor="accent3" w:themeShade="80"/>
-                <w:sz w:val="20"/>
-                <w:szCs w:val="20"/>
-              </w:rPr>
-              <w:t>Inserir os dados neste espaço. Orientações:</w:t>
-            </w:r>
-            <w:r>
-              <w:rPr>
-                <w:rFonts w:ascii="Arial" w:eastAsia="Arial" w:hAnsi="Arial" w:cs="Arial"/>
-                <w:b/>
-                <w:color w:val="525252" w:themeColor="accent3" w:themeShade="80"/>
-                <w:sz w:val="16"/>
-                <w:szCs w:val="16"/>
-              </w:rPr>
-              <w:t xml:space="preserve"> </w:t>
-            </w:r>
-            <w:r>
-              <w:rPr>
-                <w:rFonts w:ascii="Arial" w:eastAsia="Arial" w:hAnsi="Arial" w:cs="Arial"/>
-                <w:color w:val="525252" w:themeColor="accent3" w:themeShade="80"/>
-                <w:sz w:val="20"/>
-                <w:szCs w:val="20"/>
-              </w:rPr>
-              <w:t xml:space="preserve">apresentar a introdução com base na fundamentação teórica sobre o tema trabalhado e que situe o objeto da intervenção, afirmando sua relevância. </w:t>
-            </w:r>
-            <w:r>
-              <w:rPr>
-                <w:rFonts w:ascii="Arial" w:eastAsia="Arial" w:hAnsi="Arial" w:cs="Arial"/>
-                <w:color w:val="525252" w:themeColor="accent3" w:themeShade="80"/>
-                <w:sz w:val="20"/>
-                <w:szCs w:val="20"/>
-              </w:rPr>
+              <w:t xml:space="preserve">A gestão de suprimentos em pequenos negócios e em projetos de assistência social frequentemente esbarra na falta de infraestrutura tecnológica, dependendo de processos manuais passíveis de falhas operacionais. Este projeto situa-se na interseção entre tecnologia de ponta e impacto social, alinhando-se aos ODS 2 (Fome Zero) e ODS 9 (Indústria, Inovação e Infraestrutura) ao democratizar o </w:t>
+            </w:r>
+            <w:r>
               <w:lastRenderedPageBreak/>
-              <w:t>Descrever as áreas e ODS impactados, incluir o referencial teórico, usar referências segundo ABNT. Não se trata de uma monografia e sim de uma atividade de extensão, por isso a introdução deve ser clara, objetiva</w:t>
-            </w:r>
-            <w:r>
-              <w:rPr>
-                <w:rFonts w:ascii="Arial" w:eastAsia="Arial" w:hAnsi="Arial" w:cs="Arial"/>
-                <w:color w:val="525252" w:themeColor="accent3" w:themeShade="80"/>
-                <w:sz w:val="20"/>
-                <w:szCs w:val="20"/>
-              </w:rPr>
-              <w:t xml:space="preserve"> </w:t>
-            </w:r>
-            <w:r>
-              <w:rPr>
-                <w:rFonts w:ascii="Arial" w:eastAsia="Arial" w:hAnsi="Arial" w:cs="Arial"/>
-                <w:color w:val="525252" w:themeColor="accent3" w:themeShade="80"/>
-                <w:sz w:val="20"/>
-                <w:szCs w:val="20"/>
-              </w:rPr>
-              <w:t xml:space="preserve">e sintética. </w:t>
+              <w:t xml:space="preserve">acesso à inteligência artificial. Fundamentado na arquitetura de visão computacional em tempo real e em sistemas distribuídos (SaaS), a relevância desta intervenção reside na capacidade de transformar a coleta de dados brutos em inteligência logística. A proposta utiliza o referencial teórico de </w:t>
+            </w:r>
+            <w:proofErr w:type="spellStart"/>
+            <w:r>
+              <w:t>Deep</w:t>
+            </w:r>
+            <w:proofErr w:type="spellEnd"/>
+            <w:r>
+              <w:t xml:space="preserve"> Learning aplicado à automação de inventários, respeitando as normas da ABNT para documentação técnica.</w:t>
             </w:r>
           </w:p>
         </w:tc>
@@ -2124,11 +1935,75 @@
           </w:tcPr>
           <w:p>
             <w:pPr>
+              <w:pStyle w:val="PargrafodaLista"/>
+              <w:numPr>
+                <w:ilvl w:val="0"/>
+                <w:numId w:val="4"/>
+              </w:numPr>
               <w:tabs>
                 <w:tab w:val="left" w:pos="360"/>
               </w:tabs>
               <w:spacing w:after="0" w:line="240" w:lineRule="auto"/>
               <w:jc w:val="both"/>
+            </w:pPr>
+            <w:r>
+              <w:t xml:space="preserve">Implementar uma arquitetura SaaS </w:t>
+            </w:r>
+            <w:proofErr w:type="spellStart"/>
+            <w:r>
+              <w:t>multitenant</w:t>
+            </w:r>
+            <w:proofErr w:type="spellEnd"/>
+            <w:r>
+              <w:t xml:space="preserve"> para segregação e segurança de dados de diferentes usuários.  </w:t>
+            </w:r>
+          </w:p>
+          <w:p>
+            <w:pPr>
+              <w:pStyle w:val="PargrafodaLista"/>
+              <w:numPr>
+                <w:ilvl w:val="0"/>
+                <w:numId w:val="4"/>
+              </w:numPr>
+              <w:tabs>
+                <w:tab w:val="left" w:pos="360"/>
+              </w:tabs>
+              <w:spacing w:after="0" w:line="240" w:lineRule="auto"/>
+              <w:jc w:val="both"/>
+            </w:pPr>
+            <w:r>
+              <w:t xml:space="preserve">Automatizar a contagem de itens de estoque e coletas por meio de algoritmos de visão computacional (YOLOv8).  </w:t>
+            </w:r>
+          </w:p>
+          <w:p>
+            <w:pPr>
+              <w:pStyle w:val="PargrafodaLista"/>
+              <w:numPr>
+                <w:ilvl w:val="0"/>
+                <w:numId w:val="4"/>
+              </w:numPr>
+              <w:tabs>
+                <w:tab w:val="left" w:pos="360"/>
+              </w:tabs>
+              <w:spacing w:after="0" w:line="240" w:lineRule="auto"/>
+              <w:jc w:val="both"/>
+            </w:pPr>
+            <w:r>
+              <w:t xml:space="preserve">Reduzir o tempo de triagem manual em projetos sociais e microempresas, otimizando o fluxo logístico.  </w:t>
+            </w:r>
+          </w:p>
+          <w:p>
+            <w:pPr>
+              <w:pStyle w:val="PargrafodaLista"/>
+              <w:numPr>
+                <w:ilvl w:val="0"/>
+                <w:numId w:val="4"/>
+              </w:numPr>
+              <w:tabs>
+                <w:tab w:val="left" w:pos="360"/>
+              </w:tabs>
+              <w:spacing w:after="0" w:line="240" w:lineRule="auto"/>
+              <w:jc w:val="both"/>
               <w:rPr>
                 <w:rFonts w:ascii="Arial" w:eastAsia="Arial" w:hAnsi="Arial" w:cs="Arial"/>
                 <w:color w:val="FF3333"/>
@@ -2137,32 +2012,7 @@
               </w:rPr>
             </w:pPr>
             <w:r>
-              <w:rPr>
-                <w:rFonts w:ascii="Arial" w:eastAsia="Arial" w:hAnsi="Arial" w:cs="Arial"/>
-                <w:color w:val="525252" w:themeColor="accent3" w:themeShade="80"/>
-                <w:sz w:val="20"/>
-                <w:szCs w:val="20"/>
-              </w:rPr>
-              <w:t>Inserir os dados neste espaço. Orientações:</w:t>
-            </w:r>
-            <w:r>
-              <w:rPr>
-                <w:rFonts w:ascii="Arial" w:eastAsia="Arial" w:hAnsi="Arial" w:cs="Arial"/>
-                <w:b/>
-                <w:color w:val="525252" w:themeColor="accent3" w:themeShade="80"/>
-                <w:sz w:val="16"/>
-                <w:szCs w:val="16"/>
-              </w:rPr>
-              <w:t xml:space="preserve"> </w:t>
-            </w:r>
-            <w:r>
-              <w:rPr>
-                <w:rFonts w:ascii="Arial" w:eastAsia="Arial" w:hAnsi="Arial" w:cs="Arial"/>
-                <w:color w:val="525252" w:themeColor="accent3" w:themeShade="80"/>
-                <w:sz w:val="20"/>
-                <w:szCs w:val="20"/>
-              </w:rPr>
-              <w:t>Descrever os objetivos de forma clara. Cada objetivo deve ter uma correspondência com os resultados esperados. Devem ser expressos sucintamente, em itens, iniciando a frase com verbo de ação e não em forma de relatos.</w:t>
+              <w:t>Validar a ferramenta no contexto do projeto solidário "Lideranças Empáticas" como prova de conceito para aplicações comerciais</w:t>
             </w:r>
           </w:p>
         </w:tc>
@@ -2224,37 +2074,117 @@
               <w:jc w:val="both"/>
               <w:rPr>
                 <w:rFonts w:ascii="Arial" w:eastAsia="Arial" w:hAnsi="Arial" w:cs="Arial"/>
-                <w:sz w:val="20"/>
-                <w:szCs w:val="20"/>
-              </w:rPr>
-            </w:pPr>
-            <w:r>
-              <w:rPr>
-                <w:rFonts w:ascii="Arial" w:eastAsia="Arial" w:hAnsi="Arial" w:cs="Arial"/>
-                <w:color w:val="525252" w:themeColor="accent3" w:themeShade="80"/>
-                <w:sz w:val="20"/>
-                <w:szCs w:val="20"/>
-              </w:rPr>
-              <w:t>Inserir os dados neste espaço. Orientações:</w:t>
-            </w:r>
-            <w:r>
-              <w:rPr>
-                <w:rFonts w:ascii="Arial" w:eastAsia="Arial" w:hAnsi="Arial" w:cs="Arial"/>
-                <w:b/>
-                <w:color w:val="525252" w:themeColor="accent3" w:themeShade="80"/>
-                <w:sz w:val="16"/>
-                <w:szCs w:val="16"/>
-              </w:rPr>
-              <w:t xml:space="preserve"> </w:t>
-            </w:r>
-            <w:r>
-              <w:rPr>
-                <w:rFonts w:ascii="Arial" w:eastAsia="Arial" w:hAnsi="Arial" w:cs="Arial"/>
-                <w:color w:val="525252" w:themeColor="accent3" w:themeShade="80"/>
-                <w:sz w:val="20"/>
-                <w:szCs w:val="20"/>
-              </w:rPr>
-              <w:t xml:space="preserve">descrever como ocorrerá a ação extensionista junto ao público-alvo. Trata-se descrição sobre como será realizada a prática da ação extensionista, é o detalhamento do caminho a ser percorrido pela equipe em sua interação com a sociedade. Descrever os métodos, técnicas e estratégias para a implementação das atividades de intervenção previstas no projeto e sua contribuição para o alcance dos objetivos. Descrever o local, público-alvo, ferramentas empregadas para a relação dialógica com a comunidade ou setores da sociedade: visitas, entrevistas, questionários, reuniões, roda de conversa, ou uso de outras ferramentas de levantamento. Detalhar os procedimentos e as atividades a serem implementadas. </w:t>
+                <w:color w:val="000000" w:themeColor="text1"/>
+                <w:sz w:val="20"/>
+                <w:szCs w:val="20"/>
+              </w:rPr>
+            </w:pPr>
+            <w:r>
+              <w:rPr>
+                <w:rFonts w:ascii="Arial" w:eastAsia="Arial" w:hAnsi="Arial" w:cs="Arial"/>
+                <w:color w:val="000000" w:themeColor="text1"/>
+                <w:sz w:val="20"/>
+                <w:szCs w:val="20"/>
+              </w:rPr>
+              <w:t xml:space="preserve">A ação extensionista ocorrerá através da implementação do software junto aos voluntários do projeto "Lideranças Empáticas" e gestores de pequenas empresas parceiras. A equipe utilizará técnicas de treinamento de modelos de IA com </w:t>
+            </w:r>
+            <w:proofErr w:type="spellStart"/>
+            <w:r>
+              <w:rPr>
+                <w:rFonts w:ascii="Arial" w:eastAsia="Arial" w:hAnsi="Arial" w:cs="Arial"/>
+                <w:color w:val="000000" w:themeColor="text1"/>
+                <w:sz w:val="20"/>
+                <w:szCs w:val="20"/>
+              </w:rPr>
+              <w:t>datasets</w:t>
+            </w:r>
+            <w:proofErr w:type="spellEnd"/>
+            <w:r>
+              <w:rPr>
+                <w:rFonts w:ascii="Arial" w:eastAsia="Arial" w:hAnsi="Arial" w:cs="Arial"/>
+                <w:color w:val="000000" w:themeColor="text1"/>
+                <w:sz w:val="20"/>
+                <w:szCs w:val="20"/>
+              </w:rPr>
+              <w:t xml:space="preserve"> específicos de alimentos e produtos de consumo. A interação dialógica será estabelecida por meio de treinamentos práticos e reuniões de feedback com os usuários finais para coletar requisitos e ajustar a interface do sistema. O procedimento inclui:  </w:t>
+            </w:r>
+          </w:p>
+          <w:p>
+            <w:pPr>
+              <w:pStyle w:val="PargrafodaLista"/>
+              <w:numPr>
+                <w:ilvl w:val="0"/>
+                <w:numId w:val="5"/>
+              </w:numPr>
+              <w:spacing w:after="0" w:line="240" w:lineRule="auto"/>
+              <w:jc w:val="both"/>
+              <w:rPr>
+                <w:rFonts w:ascii="Arial" w:eastAsia="Arial" w:hAnsi="Arial" w:cs="Arial"/>
+                <w:color w:val="000000" w:themeColor="text1"/>
+                <w:sz w:val="20"/>
+                <w:szCs w:val="20"/>
+              </w:rPr>
+            </w:pPr>
+            <w:r>
+              <w:rPr>
+                <w:rFonts w:ascii="Arial" w:eastAsia="Arial" w:hAnsi="Arial" w:cs="Arial"/>
+                <w:color w:val="000000" w:themeColor="text1"/>
+                <w:sz w:val="20"/>
+                <w:szCs w:val="20"/>
+              </w:rPr>
+              <w:t xml:space="preserve">Mapeamento dos itens mais recorrentes nas coletas e estoques.  </w:t>
+            </w:r>
+          </w:p>
+          <w:p>
+            <w:pPr>
+              <w:pStyle w:val="PargrafodaLista"/>
+              <w:numPr>
+                <w:ilvl w:val="0"/>
+                <w:numId w:val="5"/>
+              </w:numPr>
+              <w:spacing w:after="0" w:line="240" w:lineRule="auto"/>
+              <w:jc w:val="both"/>
+              <w:rPr>
+                <w:rFonts w:ascii="Arial" w:eastAsia="Arial" w:hAnsi="Arial" w:cs="Arial"/>
+                <w:color w:val="000000" w:themeColor="text1"/>
+                <w:sz w:val="20"/>
+                <w:szCs w:val="20"/>
+              </w:rPr>
+            </w:pPr>
+            <w:r>
+              <w:rPr>
+                <w:rFonts w:ascii="Arial" w:eastAsia="Arial" w:hAnsi="Arial" w:cs="Arial"/>
+                <w:color w:val="000000" w:themeColor="text1"/>
+                <w:sz w:val="20"/>
+                <w:szCs w:val="20"/>
+              </w:rPr>
+              <w:t xml:space="preserve">Captura de imagens para refinamento do modelo de detecção.  </w:t>
+            </w:r>
+          </w:p>
+          <w:p>
+            <w:pPr>
+              <w:pStyle w:val="PargrafodaLista"/>
+              <w:numPr>
+                <w:ilvl w:val="0"/>
+                <w:numId w:val="5"/>
+              </w:numPr>
+              <w:spacing w:after="0" w:line="240" w:lineRule="auto"/>
+              <w:jc w:val="both"/>
+              <w:rPr>
+                <w:rFonts w:ascii="Arial" w:eastAsia="Arial" w:hAnsi="Arial" w:cs="Arial"/>
+                <w:color w:val="000000" w:themeColor="text1"/>
+                <w:sz w:val="20"/>
+                <w:szCs w:val="20"/>
+              </w:rPr>
+            </w:pPr>
+            <w:r>
+              <w:rPr>
+                <w:rFonts w:ascii="Arial" w:eastAsia="Arial" w:hAnsi="Arial" w:cs="Arial"/>
+                <w:color w:val="000000" w:themeColor="text1"/>
+                <w:sz w:val="20"/>
+                <w:szCs w:val="20"/>
+              </w:rPr>
+              <w:t xml:space="preserve">Uso de dispositivos móveis em campo para registros instantâneos de entrada de mercadorias.  </w:t>
             </w:r>
           </w:p>
         </w:tc>
@@ -2317,18 +2247,59 @@
               <w:jc w:val="both"/>
               <w:rPr>
                 <w:rFonts w:ascii="Arial" w:eastAsia="Arial" w:hAnsi="Arial" w:cs="Arial"/>
-                <w:sz w:val="20"/>
-                <w:szCs w:val="20"/>
-              </w:rPr>
-            </w:pPr>
-            <w:r>
-              <w:rPr>
-                <w:rFonts w:ascii="Arial" w:eastAsia="Arial" w:hAnsi="Arial" w:cs="Arial"/>
-                <w:color w:val="525252" w:themeColor="accent3" w:themeShade="80"/>
-                <w:sz w:val="20"/>
-                <w:szCs w:val="20"/>
-              </w:rPr>
-              <w:t xml:space="preserve">Inserir os dados neste espaço. Orientações: este item pode ser apresentado como resultados parciais, ou resultados finais para projetos implementados, ou, ainda, resultados esperados para propostas de projetos. Descrever de forma objetiva de que modo o projeto espera modificar as condições inicialmente diagnosticadas no público-alvo envolvido. Trata-se de uma projeção dos impactos sociais esperados ou desejados, considerando que a extensão universitária busca estar atenta aos interesses e necessidades da maioria da população, buscando superar desigualdades, garantir diversidade, evitar exclusões, implementar o desenvolvimento regional e desenvolver políticas públicas. </w:t>
+                <w:color w:val="000000" w:themeColor="text1"/>
+                <w:sz w:val="20"/>
+                <w:szCs w:val="20"/>
+              </w:rPr>
+            </w:pPr>
+            <w:r>
+              <w:rPr>
+                <w:rFonts w:ascii="Arial" w:eastAsia="Arial" w:hAnsi="Arial" w:cs="Arial"/>
+                <w:color w:val="000000" w:themeColor="text1"/>
+                <w:sz w:val="20"/>
+                <w:szCs w:val="20"/>
+              </w:rPr>
+              <w:t xml:space="preserve">Espera-se que o </w:t>
+            </w:r>
+            <w:proofErr w:type="spellStart"/>
+            <w:r>
+              <w:rPr>
+                <w:rFonts w:ascii="Arial" w:eastAsia="Arial" w:hAnsi="Arial" w:cs="Arial"/>
+                <w:color w:val="000000" w:themeColor="text1"/>
+                <w:sz w:val="20"/>
+                <w:szCs w:val="20"/>
+              </w:rPr>
+              <w:t>ScanCount</w:t>
+            </w:r>
+            <w:proofErr w:type="spellEnd"/>
+            <w:r>
+              <w:rPr>
+                <w:rFonts w:ascii="Arial" w:eastAsia="Arial" w:hAnsi="Arial" w:cs="Arial"/>
+                <w:color w:val="000000" w:themeColor="text1"/>
+                <w:sz w:val="20"/>
+                <w:szCs w:val="20"/>
+              </w:rPr>
+              <w:t xml:space="preserve"> AI modifique a realidade do público-alvo ao substituir o papel e a caneta por registros digitais instantâneos e precisos. Os impactos sociais e econômicos projetados incluem o desenvolvimento regional através da modernização de pequenos negócios e a garantia de maior agilidade na entrega de doações a famílias em situação de vulnerabilidade. O sucesso será medido pela redução no tempo de conferência e pela diversidade de contextos atendidos pela mesma infraestrutura </w:t>
+            </w:r>
+            <w:proofErr w:type="spellStart"/>
+            <w:r>
+              <w:rPr>
+                <w:rFonts w:ascii="Arial" w:eastAsia="Arial" w:hAnsi="Arial" w:cs="Arial"/>
+                <w:color w:val="000000" w:themeColor="text1"/>
+                <w:sz w:val="20"/>
+                <w:szCs w:val="20"/>
+              </w:rPr>
+              <w:t>multitenant</w:t>
+            </w:r>
+            <w:proofErr w:type="spellEnd"/>
+            <w:r>
+              <w:rPr>
+                <w:rFonts w:ascii="Arial" w:eastAsia="Arial" w:hAnsi="Arial" w:cs="Arial"/>
+                <w:color w:val="000000" w:themeColor="text1"/>
+                <w:sz w:val="20"/>
+                <w:szCs w:val="20"/>
+              </w:rPr>
+              <w:t>.</w:t>
             </w:r>
           </w:p>
         </w:tc>
@@ -2394,38 +2365,19 @@
               <w:jc w:val="both"/>
               <w:rPr>
                 <w:rFonts w:ascii="Arial" w:eastAsia="Arial" w:hAnsi="Arial" w:cs="Arial"/>
-                <w:color w:val="FF3333"/>
-                <w:sz w:val="20"/>
-                <w:szCs w:val="20"/>
-              </w:rPr>
-            </w:pPr>
-            <w:r>
-              <w:rPr>
-                <w:rFonts w:ascii="Arial" w:eastAsia="Arial" w:hAnsi="Arial" w:cs="Arial"/>
-                <w:color w:val="525252" w:themeColor="accent3" w:themeShade="80"/>
-                <w:sz w:val="20"/>
-                <w:szCs w:val="20"/>
-              </w:rPr>
-              <w:t>Inserir os dados neste espaço. Orientações:</w:t>
-            </w:r>
-            <w:r>
-              <w:rPr>
-                <w:rFonts w:ascii="Arial" w:eastAsia="Arial" w:hAnsi="Arial" w:cs="Arial"/>
-                <w:b/>
-                <w:color w:val="525252" w:themeColor="accent3" w:themeShade="80"/>
-                <w:sz w:val="16"/>
-                <w:szCs w:val="16"/>
-              </w:rPr>
-              <w:t xml:space="preserve"> </w:t>
-            </w:r>
-            <w:r>
-              <w:rPr>
-                <w:rFonts w:ascii="Arial" w:eastAsia="Arial" w:hAnsi="Arial" w:cs="Arial"/>
-                <w:color w:val="525252" w:themeColor="accent3" w:themeShade="80"/>
-                <w:sz w:val="20"/>
-                <w:szCs w:val="20"/>
-              </w:rPr>
-              <w:t>é o desfecho do projeto devendo responder o problema central do trabalho e destacar se o trabalho atendeu aos objetivos propostos, destacando os principais pontos e direções para futuras ações.</w:t>
+                <w:color w:val="000000" w:themeColor="text1"/>
+                <w:sz w:val="20"/>
+                <w:szCs w:val="20"/>
+              </w:rPr>
+            </w:pPr>
+            <w:r>
+              <w:rPr>
+                <w:rFonts w:ascii="Arial" w:eastAsia="Arial" w:hAnsi="Arial" w:cs="Arial"/>
+                <w:color w:val="000000" w:themeColor="text1"/>
+                <w:sz w:val="20"/>
+                <w:szCs w:val="20"/>
+              </w:rPr>
+              <w:t>O projeto atende aos objetivos propostos ao fornecer uma solução tecnicamente viável e socialmente relevante que resolve o problema central da ineficiência em inventários. As principais contribuições destacam o potencial da inteligência artificial como ferramenta de inclusão produtiva e eficiência logística. Futuras ações devem focar na expansão das categorias de itens detectáveis e na integração com sistemas de gestão financeira para microempreendedores.</w:t>
             </w:r>
           </w:p>
         </w:tc>
@@ -2487,19 +2439,235 @@
               <w:spacing w:after="0" w:line="240" w:lineRule="auto"/>
               <w:rPr>
                 <w:rFonts w:ascii="Arial" w:eastAsia="Arial" w:hAnsi="Arial" w:cs="Arial"/>
-                <w:color w:val="1F4E79"/>
-                <w:sz w:val="20"/>
-                <w:szCs w:val="20"/>
-              </w:rPr>
-            </w:pPr>
-            <w:r>
-              <w:rPr>
-                <w:rFonts w:ascii="Arial" w:eastAsia="Arial" w:hAnsi="Arial" w:cs="Arial"/>
-                <w:color w:val="525252" w:themeColor="accent3" w:themeShade="80"/>
-                <w:sz w:val="20"/>
-                <w:szCs w:val="20"/>
-              </w:rPr>
-              <w:t>Inserir os dados neste espaço. Orientações: Adotar a versão atual da ABNT.</w:t>
+                <w:color w:val="000000" w:themeColor="text1"/>
+                <w:sz w:val="20"/>
+                <w:szCs w:val="20"/>
+              </w:rPr>
+            </w:pPr>
+            <w:r>
+              <w:rPr>
+                <w:rFonts w:ascii="Arial" w:eastAsia="Arial" w:hAnsi="Arial" w:cs="Arial"/>
+                <w:color w:val="000000" w:themeColor="text1"/>
+                <w:sz w:val="20"/>
+                <w:szCs w:val="20"/>
+              </w:rPr>
+              <w:t>BALLOU, Ronald H. Gerenciamento da cadeia de suprimentos/logística</w:t>
+            </w:r>
+            <w:r>
+              <w:rPr>
+                <w:rFonts w:ascii="Arial" w:eastAsia="Arial" w:hAnsi="Arial" w:cs="Arial"/>
+                <w:color w:val="000000" w:themeColor="text1"/>
+                <w:sz w:val="20"/>
+                <w:szCs w:val="20"/>
+              </w:rPr>
+              <w:t xml:space="preserve"> </w:t>
+            </w:r>
+            <w:r>
+              <w:rPr>
+                <w:rFonts w:ascii="Arial" w:eastAsia="Arial" w:hAnsi="Arial" w:cs="Arial"/>
+                <w:color w:val="000000" w:themeColor="text1"/>
+                <w:sz w:val="20"/>
+                <w:szCs w:val="20"/>
+              </w:rPr>
+              <w:t>empresarial. 5. ed. Porto Alegre: Bookman, 2006. (Aborda a importância da acuracidade de inventário).</w:t>
+            </w:r>
+          </w:p>
+          <w:p>
+            <w:pPr>
+              <w:spacing w:after="0" w:line="240" w:lineRule="auto"/>
+              <w:rPr>
+                <w:rFonts w:ascii="Arial" w:eastAsia="Arial" w:hAnsi="Arial" w:cs="Arial"/>
+                <w:color w:val="000000" w:themeColor="text1"/>
+                <w:sz w:val="20"/>
+                <w:szCs w:val="20"/>
+              </w:rPr>
+            </w:pPr>
+          </w:p>
+          <w:p>
+            <w:pPr>
+              <w:spacing w:after="0" w:line="240" w:lineRule="auto"/>
+              <w:rPr>
+                <w:rFonts w:ascii="Arial" w:eastAsia="Arial" w:hAnsi="Arial" w:cs="Arial"/>
+                <w:color w:val="000000" w:themeColor="text1"/>
+                <w:sz w:val="20"/>
+                <w:szCs w:val="20"/>
+              </w:rPr>
+            </w:pPr>
+            <w:r>
+              <w:rPr>
+                <w:rFonts w:ascii="Arial" w:eastAsia="Arial" w:hAnsi="Arial" w:cs="Arial"/>
+                <w:color w:val="000000" w:themeColor="text1"/>
+                <w:sz w:val="20"/>
+                <w:szCs w:val="20"/>
+              </w:rPr>
+              <w:t xml:space="preserve">DHILLON, </w:t>
+            </w:r>
+            <w:proofErr w:type="spellStart"/>
+            <w:r>
+              <w:rPr>
+                <w:rFonts w:ascii="Arial" w:eastAsia="Arial" w:hAnsi="Arial" w:cs="Arial"/>
+                <w:color w:val="000000" w:themeColor="text1"/>
+                <w:sz w:val="20"/>
+                <w:szCs w:val="20"/>
+              </w:rPr>
+              <w:t>BalbirS</w:t>
+            </w:r>
+            <w:proofErr w:type="spellEnd"/>
+            <w:r>
+              <w:rPr>
+                <w:rFonts w:ascii="Arial" w:eastAsia="Arial" w:hAnsi="Arial" w:cs="Arial"/>
+                <w:color w:val="000000" w:themeColor="text1"/>
+                <w:sz w:val="20"/>
+                <w:szCs w:val="20"/>
+              </w:rPr>
+              <w:t xml:space="preserve">. </w:t>
+            </w:r>
+            <w:proofErr w:type="spellStart"/>
+            <w:r>
+              <w:rPr>
+                <w:rFonts w:ascii="Arial" w:eastAsia="Arial" w:hAnsi="Arial" w:cs="Arial"/>
+                <w:color w:val="000000" w:themeColor="text1"/>
+                <w:sz w:val="20"/>
+                <w:szCs w:val="20"/>
+              </w:rPr>
+              <w:t>Humanreliability</w:t>
+            </w:r>
+            <w:proofErr w:type="spellEnd"/>
+            <w:r>
+              <w:rPr>
+                <w:rFonts w:ascii="Arial" w:eastAsia="Arial" w:hAnsi="Arial" w:cs="Arial"/>
+                <w:color w:val="000000" w:themeColor="text1"/>
+                <w:sz w:val="20"/>
+                <w:szCs w:val="20"/>
+              </w:rPr>
+              <w:t xml:space="preserve">, </w:t>
+            </w:r>
+            <w:proofErr w:type="spellStart"/>
+            <w:r>
+              <w:rPr>
+                <w:rFonts w:ascii="Arial" w:eastAsia="Arial" w:hAnsi="Arial" w:cs="Arial"/>
+                <w:color w:val="000000" w:themeColor="text1"/>
+                <w:sz w:val="20"/>
+                <w:szCs w:val="20"/>
+              </w:rPr>
+              <w:t>error</w:t>
+            </w:r>
+            <w:proofErr w:type="spellEnd"/>
+            <w:r>
+              <w:rPr>
+                <w:rFonts w:ascii="Arial" w:eastAsia="Arial" w:hAnsi="Arial" w:cs="Arial"/>
+                <w:color w:val="000000" w:themeColor="text1"/>
+                <w:sz w:val="20"/>
+                <w:szCs w:val="20"/>
+              </w:rPr>
+              <w:t xml:space="preserve">, </w:t>
+            </w:r>
+            <w:proofErr w:type="spellStart"/>
+            <w:r>
+              <w:rPr>
+                <w:rFonts w:ascii="Arial" w:eastAsia="Arial" w:hAnsi="Arial" w:cs="Arial"/>
+                <w:color w:val="000000" w:themeColor="text1"/>
+                <w:sz w:val="20"/>
+                <w:szCs w:val="20"/>
+              </w:rPr>
+              <w:t>andqualityassurance</w:t>
+            </w:r>
+            <w:proofErr w:type="spellEnd"/>
+            <w:r>
+              <w:rPr>
+                <w:rFonts w:ascii="Arial" w:eastAsia="Arial" w:hAnsi="Arial" w:cs="Arial"/>
+                <w:color w:val="000000" w:themeColor="text1"/>
+                <w:sz w:val="20"/>
+                <w:szCs w:val="20"/>
+              </w:rPr>
+              <w:t xml:space="preserve">. Nova York: </w:t>
+            </w:r>
+            <w:r>
+              <w:rPr>
+                <w:rFonts w:ascii="Arial" w:eastAsia="Arial" w:hAnsi="Arial" w:cs="Arial"/>
+                <w:color w:val="000000" w:themeColor="text1"/>
+                <w:sz w:val="20"/>
+                <w:szCs w:val="20"/>
+              </w:rPr>
+              <w:t xml:space="preserve"> </w:t>
+            </w:r>
+            <w:r>
+              <w:rPr>
+                <w:rFonts w:ascii="Arial" w:eastAsia="Arial" w:hAnsi="Arial" w:cs="Arial"/>
+                <w:color w:val="000000" w:themeColor="text1"/>
+                <w:sz w:val="20"/>
+                <w:szCs w:val="20"/>
+              </w:rPr>
+              <w:t>Springer Science &amp; Business Media, 2012. (Referência clássica sobre a confiabilidade humana em processos industriais).</w:t>
+            </w:r>
+          </w:p>
+          <w:p>
+            <w:pPr>
+              <w:spacing w:after="0" w:line="240" w:lineRule="auto"/>
+              <w:rPr>
+                <w:rFonts w:ascii="Arial" w:eastAsia="Arial" w:hAnsi="Arial" w:cs="Arial"/>
+                <w:color w:val="000000" w:themeColor="text1"/>
+                <w:sz w:val="20"/>
+                <w:szCs w:val="20"/>
+              </w:rPr>
+            </w:pPr>
+          </w:p>
+          <w:p>
+            <w:pPr>
+              <w:spacing w:after="0" w:line="240" w:lineRule="auto"/>
+              <w:rPr>
+                <w:rFonts w:ascii="Arial" w:eastAsia="Arial" w:hAnsi="Arial" w:cs="Arial"/>
+                <w:color w:val="000000" w:themeColor="text1"/>
+                <w:sz w:val="20"/>
+                <w:szCs w:val="20"/>
+              </w:rPr>
+            </w:pPr>
+            <w:r>
+              <w:rPr>
+                <w:rFonts w:ascii="Arial" w:eastAsia="Arial" w:hAnsi="Arial" w:cs="Arial"/>
+                <w:color w:val="000000" w:themeColor="text1"/>
+                <w:sz w:val="20"/>
+                <w:szCs w:val="20"/>
+              </w:rPr>
+              <w:t xml:space="preserve">SILVA, José Carlos da; REZENDE, D. A. Acuracidade do inventário e os </w:t>
+            </w:r>
+            <w:proofErr w:type="gramStart"/>
+            <w:r>
+              <w:rPr>
+                <w:rFonts w:ascii="Arial" w:eastAsia="Arial" w:hAnsi="Arial" w:cs="Arial"/>
+                <w:color w:val="000000" w:themeColor="text1"/>
+                <w:sz w:val="20"/>
+                <w:szCs w:val="20"/>
+              </w:rPr>
+              <w:t xml:space="preserve">erros </w:t>
+            </w:r>
+            <w:r>
+              <w:rPr>
+                <w:rFonts w:ascii="Arial" w:eastAsia="Arial" w:hAnsi="Arial" w:cs="Arial"/>
+                <w:color w:val="000000" w:themeColor="text1"/>
+                <w:sz w:val="20"/>
+                <w:szCs w:val="20"/>
+              </w:rPr>
+              <w:t xml:space="preserve"> </w:t>
+            </w:r>
+            <w:r>
+              <w:rPr>
+                <w:rFonts w:ascii="Arial" w:eastAsia="Arial" w:hAnsi="Arial" w:cs="Arial"/>
+                <w:color w:val="000000" w:themeColor="text1"/>
+                <w:sz w:val="20"/>
+                <w:szCs w:val="20"/>
+              </w:rPr>
+              <w:t>humanos</w:t>
+            </w:r>
+            <w:proofErr w:type="gramEnd"/>
+            <w:r>
+              <w:rPr>
+                <w:rFonts w:ascii="Arial" w:eastAsia="Arial" w:hAnsi="Arial" w:cs="Arial"/>
+                <w:color w:val="000000" w:themeColor="text1"/>
+                <w:sz w:val="20"/>
+                <w:szCs w:val="20"/>
+              </w:rPr>
+              <w:t>: um estudo de caso em um centro de distribuição. In: CONGRESSO BRASILEIRO DE CUSTOS, 23., 2016, Porto de Galinhas. Anais... São Leopoldo: ABC, 2016</w:t>
             </w:r>
           </w:p>
         </w:tc>
@@ -2793,7 +2961,6 @@
                 <w:sz w:val="20"/>
                 <w:szCs w:val="20"/>
               </w:rPr>
-              <w:lastRenderedPageBreak/>
               <w:t>Documentos FECAP</w:t>
             </w:r>
           </w:p>
@@ -2898,7 +3065,7 @@
 </file>
 
 <file path=word/endnotes.xml><?xml version="1.0" encoding="utf-8"?>
-<w:endnotes xmlns:wpc="http://schemas.microsoft.com/office/word/2010/wordprocessingCanvas" xmlns:cx="http://schemas.microsoft.com/office/drawing/2014/chartex" xmlns:cx1="http://schemas.microsoft.com/office/drawing/2015/9/8/chartex" xmlns:cx2="http://schemas.microsoft.com/office/drawing/2015/10/21/chartex" xmlns:cx3="http://schemas.microsoft.com/office/drawing/2016/5/9/chartex" xmlns:cx4="http://schemas.microsoft.com/office/drawing/2016/5/10/chartex" xmlns:cx5="http://schemas.microsoft.com/office/drawing/2016/5/11/chartex" xmlns:cx6="http://schemas.microsoft.com/office/drawing/2016/5/12/chartex" xmlns:cx7="http://schemas.microsoft.com/office/drawing/2016/5/13/chartex" xmlns:cx8="http://schemas.microsoft.com/office/drawing/2016/5/14/chartex" xmlns:mc="http://schemas.openxmlformats.org/markup-compatibility/2006" xmlns:aink="http://schemas.microsoft.com/office/drawing/2016/ink" xmlns:am3d="http://schemas.microsoft.com/office/drawing/2017/model3d" xmlns:o="urn:schemas-microsoft-com:office:office" xmlns:oel="http://schemas.microsoft.com/office/2019/extlst" xmlns:r="http://schemas.openxmlformats.org/officeDocument/2006/relationships" xmlns:m="http://schemas.openxmlformats.org/officeDocument/2006/math" xmlns:v="urn:schemas-microsoft-com:vml" xmlns:wp14="http://schemas.microsoft.com/office/word/2010/wordprocessingDrawing" xmlns:wp="http://schemas.openxmlformats.org/drawingml/2006/wordprocessingDrawing" xmlns:w10="urn:schemas-microsoft-com:office:word" xmlns:w="http://schemas.openxmlformats.org/wordprocessingml/2006/main" xmlns:w14="http://schemas.microsoft.com/office/word/2010/wordml" xmlns:w15="http://schemas.microsoft.com/office/word/2012/wordml" xmlns:w16cex="http://schemas.microsoft.com/office/word/2018/wordml/cex" xmlns:w16cid="http://schemas.microsoft.com/office/word/2016/wordml/cid" xmlns:w16="http://schemas.microsoft.com/office/word/2018/wordml" xmlns:w16du="http://schemas.microsoft.com/office/word/2023/wordml/word16du" xmlns:w16sdtdh="http://schemas.microsoft.com/office/word/2020/wordml/sdtdatahash" xmlns:w16sdtfl="http://schemas.microsoft.com/office/word/2024/wordml/sdtformatlock" xmlns:w16se="http://schemas.microsoft.com/office/word/2015/wordml/symex" xmlns:wpg="http://schemas.microsoft.com/office/word/2010/wordprocessingGroup" xmlns:wpi="http://schemas.microsoft.com/office/word/2010/wordprocessingInk" xmlns:wne="http://schemas.microsoft.com/office/word/2006/wordml" xmlns:wps="http://schemas.microsoft.com/office/word/2010/wordprocessingShape" mc:Ignorable="w14 w15 w16se w16cid w16 w16cex w16sdtdh w16sdtfl w16du wp14">
+<w:endnotes xmlns:wpc="http://schemas.microsoft.com/office/word/2010/wordprocessingCanvas" xmlns:cx="http://schemas.microsoft.com/office/drawing/2014/chartex" xmlns:cx1="http://schemas.microsoft.com/office/drawing/2015/9/8/chartex" xmlns:cx2="http://schemas.microsoft.com/office/drawing/2015/10/21/chartex" xmlns:cx3="http://schemas.microsoft.com/office/drawing/2016/5/9/chartex" xmlns:cx4="http://schemas.microsoft.com/office/drawing/2016/5/10/chartex" xmlns:cx5="http://schemas.microsoft.com/office/drawing/2016/5/11/chartex" xmlns:cx6="http://schemas.microsoft.com/office/drawing/2016/5/12/chartex" xmlns:cx7="http://schemas.microsoft.com/office/drawing/2016/5/13/chartex" xmlns:cx8="http://schemas.microsoft.com/office/drawing/2016/5/14/chartex" xmlns:mc="http://schemas.openxmlformats.org/markup-compatibility/2006" xmlns:aink="http://schemas.microsoft.com/office/drawing/2016/ink" xmlns:am3d="http://schemas.microsoft.com/office/drawing/2017/model3d" xmlns:o="urn:schemas-microsoft-com:office:office" xmlns:r="http://schemas.openxmlformats.org/officeDocument/2006/relationships" xmlns:m="http://schemas.openxmlformats.org/officeDocument/2006/math" xmlns:v="urn:schemas-microsoft-com:vml" xmlns:wp14="http://schemas.microsoft.com/office/word/2010/wordprocessingDrawing" xmlns:wp="http://schemas.openxmlformats.org/drawingml/2006/wordprocessingDrawing" xmlns:w10="urn:schemas-microsoft-com:office:word" xmlns:w="http://schemas.openxmlformats.org/wordprocessingml/2006/main" xmlns:w14="http://schemas.microsoft.com/office/word/2010/wordml" xmlns:w15="http://schemas.microsoft.com/office/word/2012/wordml" xmlns:w16cid="http://schemas.microsoft.com/office/word/2016/wordml/cid" xmlns:w16se="http://schemas.microsoft.com/office/word/2015/wordml/symex" xmlns:wpg="http://schemas.microsoft.com/office/word/2010/wordprocessingGroup" xmlns:wpi="http://schemas.microsoft.com/office/word/2010/wordprocessingInk" xmlns:wne="http://schemas.microsoft.com/office/word/2006/wordml" xmlns:wps="http://schemas.microsoft.com/office/word/2010/wordprocessingShape" mc:Ignorable="w14 w15 w16se w16cid wp14">
   <w:endnote w:type="separator" w:id="-1">
     <w:p>
       <w:pPr>
@@ -2923,7 +3090,7 @@
 </file>
 
 <file path=word/footer1.xml><?xml version="1.0" encoding="utf-8"?>
-<w:ftr xmlns:wpc="http://schemas.microsoft.com/office/word/2010/wordprocessingCanvas" xmlns:cx="http://schemas.microsoft.com/office/drawing/2014/chartex" xmlns:cx1="http://schemas.microsoft.com/office/drawing/2015/9/8/chartex" xmlns:cx2="http://schemas.microsoft.com/office/drawing/2015/10/21/chartex" xmlns:cx3="http://schemas.microsoft.com/office/drawing/2016/5/9/chartex" xmlns:cx4="http://schemas.microsoft.com/office/drawing/2016/5/10/chartex" xmlns:cx5="http://schemas.microsoft.com/office/drawing/2016/5/11/chartex" xmlns:cx6="http://schemas.microsoft.com/office/drawing/2016/5/12/chartex" xmlns:cx7="http://schemas.microsoft.com/office/drawing/2016/5/13/chartex" xmlns:cx8="http://schemas.microsoft.com/office/drawing/2016/5/14/chartex" xmlns:mc="http://schemas.openxmlformats.org/markup-compatibility/2006" xmlns:aink="http://schemas.microsoft.com/office/drawing/2016/ink" xmlns:am3d="http://schemas.microsoft.com/office/drawing/2017/model3d" xmlns:o="urn:schemas-microsoft-com:office:office" xmlns:oel="http://schemas.microsoft.com/office/2019/extlst" xmlns:r="http://schemas.openxmlformats.org/officeDocument/2006/relationships" xmlns:m="http://schemas.openxmlformats.org/officeDocument/2006/math" xmlns:v="urn:schemas-microsoft-com:vml" xmlns:wp14="http://schemas.microsoft.com/office/word/2010/wordprocessingDrawing" xmlns:wp="http://schemas.openxmlformats.org/drawingml/2006/wordprocessingDrawing" xmlns:w10="urn:schemas-microsoft-com:office:word" xmlns:w="http://schemas.openxmlformats.org/wordprocessingml/2006/main" xmlns:w14="http://schemas.microsoft.com/office/word/2010/wordml" xmlns:w15="http://schemas.microsoft.com/office/word/2012/wordml" xmlns:w16cex="http://schemas.microsoft.com/office/word/2018/wordml/cex" xmlns:w16cid="http://schemas.microsoft.com/office/word/2016/wordml/cid" xmlns:w16="http://schemas.microsoft.com/office/word/2018/wordml" xmlns:w16du="http://schemas.microsoft.com/office/word/2023/wordml/word16du" xmlns:w16sdtdh="http://schemas.microsoft.com/office/word/2020/wordml/sdtdatahash" xmlns:w16sdtfl="http://schemas.microsoft.com/office/word/2024/wordml/sdtformatlock" xmlns:w16se="http://schemas.microsoft.com/office/word/2015/wordml/symex" xmlns:wpg="http://schemas.microsoft.com/office/word/2010/wordprocessingGroup" xmlns:wpi="http://schemas.microsoft.com/office/word/2010/wordprocessingInk" xmlns:wne="http://schemas.microsoft.com/office/word/2006/wordml" xmlns:wps="http://schemas.microsoft.com/office/word/2010/wordprocessingShape" mc:Ignorable="w14 w15 w16se w16cid w16 w16cex w16sdtdh w16sdtfl w16du wp14">
+<w:ftr xmlns:wpc="http://schemas.microsoft.com/office/word/2010/wordprocessingCanvas" xmlns:cx="http://schemas.microsoft.com/office/drawing/2014/chartex" xmlns:cx1="http://schemas.microsoft.com/office/drawing/2015/9/8/chartex" xmlns:cx2="http://schemas.microsoft.com/office/drawing/2015/10/21/chartex" xmlns:cx3="http://schemas.microsoft.com/office/drawing/2016/5/9/chartex" xmlns:cx4="http://schemas.microsoft.com/office/drawing/2016/5/10/chartex" xmlns:cx5="http://schemas.microsoft.com/office/drawing/2016/5/11/chartex" xmlns:cx6="http://schemas.microsoft.com/office/drawing/2016/5/12/chartex" xmlns:cx7="http://schemas.microsoft.com/office/drawing/2016/5/13/chartex" xmlns:cx8="http://schemas.microsoft.com/office/drawing/2016/5/14/chartex" xmlns:mc="http://schemas.openxmlformats.org/markup-compatibility/2006" xmlns:aink="http://schemas.microsoft.com/office/drawing/2016/ink" xmlns:am3d="http://schemas.microsoft.com/office/drawing/2017/model3d" xmlns:o="urn:schemas-microsoft-com:office:office" xmlns:r="http://schemas.openxmlformats.org/officeDocument/2006/relationships" xmlns:m="http://schemas.openxmlformats.org/officeDocument/2006/math" xmlns:v="urn:schemas-microsoft-com:vml" xmlns:wp14="http://schemas.microsoft.com/office/word/2010/wordprocessingDrawing" xmlns:wp="http://schemas.openxmlformats.org/drawingml/2006/wordprocessingDrawing" xmlns:w10="urn:schemas-microsoft-com:office:word" xmlns:w="http://schemas.openxmlformats.org/wordprocessingml/2006/main" xmlns:w14="http://schemas.microsoft.com/office/word/2010/wordml" xmlns:w15="http://schemas.microsoft.com/office/word/2012/wordml" xmlns:w16cid="http://schemas.microsoft.com/office/word/2016/wordml/cid" xmlns:w16se="http://schemas.microsoft.com/office/word/2015/wordml/symex" xmlns:wpg="http://schemas.microsoft.com/office/word/2010/wordprocessingGroup" xmlns:wpi="http://schemas.microsoft.com/office/word/2010/wordprocessingInk" xmlns:wne="http://schemas.microsoft.com/office/word/2006/wordml" xmlns:wps="http://schemas.microsoft.com/office/word/2010/wordprocessingShape" mc:Ignorable="w14 w15 w16se w16cid wp14">
   <w:p>
     <w:pPr>
       <w:pStyle w:val="Rodap"/>
@@ -2933,7 +3100,7 @@
 </file>
 
 <file path=word/footer2.xml><?xml version="1.0" encoding="utf-8"?>
-<w:ftr xmlns:wpc="http://schemas.microsoft.com/office/word/2010/wordprocessingCanvas" xmlns:cx="http://schemas.microsoft.com/office/drawing/2014/chartex" xmlns:cx1="http://schemas.microsoft.com/office/drawing/2015/9/8/chartex" xmlns:cx2="http://schemas.microsoft.com/office/drawing/2015/10/21/chartex" xmlns:cx3="http://schemas.microsoft.com/office/drawing/2016/5/9/chartex" xmlns:cx4="http://schemas.microsoft.com/office/drawing/2016/5/10/chartex" xmlns:cx5="http://schemas.microsoft.com/office/drawing/2016/5/11/chartex" xmlns:cx6="http://schemas.microsoft.com/office/drawing/2016/5/12/chartex" xmlns:cx7="http://schemas.microsoft.com/office/drawing/2016/5/13/chartex" xmlns:cx8="http://schemas.microsoft.com/office/drawing/2016/5/14/chartex" xmlns:mc="http://schemas.openxmlformats.org/markup-compatibility/2006" xmlns:aink="http://schemas.microsoft.com/office/drawing/2016/ink" xmlns:am3d="http://schemas.microsoft.com/office/drawing/2017/model3d" xmlns:o="urn:schemas-microsoft-com:office:office" xmlns:oel="http://schemas.microsoft.com/office/2019/extlst" xmlns:r="http://schemas.openxmlformats.org/officeDocument/2006/relationships" xmlns:m="http://schemas.openxmlformats.org/officeDocument/2006/math" xmlns:v="urn:schemas-microsoft-com:vml" xmlns:wp14="http://schemas.microsoft.com/office/word/2010/wordprocessingDrawing" xmlns:wp="http://schemas.openxmlformats.org/drawingml/2006/wordprocessingDrawing" xmlns:w10="urn:schemas-microsoft-com:office:word" xmlns:w="http://schemas.openxmlformats.org/wordprocessingml/2006/main" xmlns:w14="http://schemas.microsoft.com/office/word/2010/wordml" xmlns:w15="http://schemas.microsoft.com/office/word/2012/wordml" xmlns:w16cex="http://schemas.microsoft.com/office/word/2018/wordml/cex" xmlns:w16cid="http://schemas.microsoft.com/office/word/2016/wordml/cid" xmlns:w16="http://schemas.microsoft.com/office/word/2018/wordml" xmlns:w16du="http://schemas.microsoft.com/office/word/2023/wordml/word16du" xmlns:w16sdtdh="http://schemas.microsoft.com/office/word/2020/wordml/sdtdatahash" xmlns:w16sdtfl="http://schemas.microsoft.com/office/word/2024/wordml/sdtformatlock" xmlns:w16se="http://schemas.microsoft.com/office/word/2015/wordml/symex" xmlns:wpg="http://schemas.microsoft.com/office/word/2010/wordprocessingGroup" xmlns:wpi="http://schemas.microsoft.com/office/word/2010/wordprocessingInk" xmlns:wne="http://schemas.microsoft.com/office/word/2006/wordml" xmlns:wps="http://schemas.microsoft.com/office/word/2010/wordprocessingShape" mc:Ignorable="w14 w15 w16se w16cid w16 w16cex w16sdtdh w16sdtfl w16du wp14">
+<w:ftr xmlns:wpc="http://schemas.microsoft.com/office/word/2010/wordprocessingCanvas" xmlns:cx="http://schemas.microsoft.com/office/drawing/2014/chartex" xmlns:cx1="http://schemas.microsoft.com/office/drawing/2015/9/8/chartex" xmlns:cx2="http://schemas.microsoft.com/office/drawing/2015/10/21/chartex" xmlns:cx3="http://schemas.microsoft.com/office/drawing/2016/5/9/chartex" xmlns:cx4="http://schemas.microsoft.com/office/drawing/2016/5/10/chartex" xmlns:cx5="http://schemas.microsoft.com/office/drawing/2016/5/11/chartex" xmlns:cx6="http://schemas.microsoft.com/office/drawing/2016/5/12/chartex" xmlns:cx7="http://schemas.microsoft.com/office/drawing/2016/5/13/chartex" xmlns:cx8="http://schemas.microsoft.com/office/drawing/2016/5/14/chartex" xmlns:mc="http://schemas.openxmlformats.org/markup-compatibility/2006" xmlns:aink="http://schemas.microsoft.com/office/drawing/2016/ink" xmlns:am3d="http://schemas.microsoft.com/office/drawing/2017/model3d" xmlns:o="urn:schemas-microsoft-com:office:office" xmlns:r="http://schemas.openxmlformats.org/officeDocument/2006/relationships" xmlns:m="http://schemas.openxmlformats.org/officeDocument/2006/math" xmlns:v="urn:schemas-microsoft-com:vml" xmlns:wp14="http://schemas.microsoft.com/office/word/2010/wordprocessingDrawing" xmlns:wp="http://schemas.openxmlformats.org/drawingml/2006/wordprocessingDrawing" xmlns:w10="urn:schemas-microsoft-com:office:word" xmlns:w="http://schemas.openxmlformats.org/wordprocessingml/2006/main" xmlns:w14="http://schemas.microsoft.com/office/word/2010/wordml" xmlns:w15="http://schemas.microsoft.com/office/word/2012/wordml" xmlns:w16cid="http://schemas.microsoft.com/office/word/2016/wordml/cid" xmlns:w16se="http://schemas.microsoft.com/office/word/2015/wordml/symex" xmlns:wpg="http://schemas.microsoft.com/office/word/2010/wordprocessingGroup" xmlns:wpi="http://schemas.microsoft.com/office/word/2010/wordprocessingInk" xmlns:wne="http://schemas.microsoft.com/office/word/2006/wordml" xmlns:wps="http://schemas.microsoft.com/office/word/2010/wordprocessingShape" mc:Ignorable="w14 w15 w16se w16cid wp14">
   <w:p>
     <w:pPr>
       <w:pStyle w:val="Rodap"/>
@@ -2943,7 +3110,7 @@
 </file>
 
 <file path=word/footer3.xml><?xml version="1.0" encoding="utf-8"?>
-<w:ftr xmlns:wpc="http://schemas.microsoft.com/office/word/2010/wordprocessingCanvas" xmlns:cx="http://schemas.microsoft.com/office/drawing/2014/chartex" xmlns:cx1="http://schemas.microsoft.com/office/drawing/2015/9/8/chartex" xmlns:cx2="http://schemas.microsoft.com/office/drawing/2015/10/21/chartex" xmlns:cx3="http://schemas.microsoft.com/office/drawing/2016/5/9/chartex" xmlns:cx4="http://schemas.microsoft.com/office/drawing/2016/5/10/chartex" xmlns:cx5="http://schemas.microsoft.com/office/drawing/2016/5/11/chartex" xmlns:cx6="http://schemas.microsoft.com/office/drawing/2016/5/12/chartex" xmlns:cx7="http://schemas.microsoft.com/office/drawing/2016/5/13/chartex" xmlns:cx8="http://schemas.microsoft.com/office/drawing/2016/5/14/chartex" xmlns:mc="http://schemas.openxmlformats.org/markup-compatibility/2006" xmlns:aink="http://schemas.microsoft.com/office/drawing/2016/ink" xmlns:am3d="http://schemas.microsoft.com/office/drawing/2017/model3d" xmlns:o="urn:schemas-microsoft-com:office:office" xmlns:oel="http://schemas.microsoft.com/office/2019/extlst" xmlns:r="http://schemas.openxmlformats.org/officeDocument/2006/relationships" xmlns:m="http://schemas.openxmlformats.org/officeDocument/2006/math" xmlns:v="urn:schemas-microsoft-com:vml" xmlns:wp14="http://schemas.microsoft.com/office/word/2010/wordprocessingDrawing" xmlns:wp="http://schemas.openxmlformats.org/drawingml/2006/wordprocessingDrawing" xmlns:w10="urn:schemas-microsoft-com:office:word" xmlns:w="http://schemas.openxmlformats.org/wordprocessingml/2006/main" xmlns:w14="http://schemas.microsoft.com/office/word/2010/wordml" xmlns:w15="http://schemas.microsoft.com/office/word/2012/wordml" xmlns:w16cex="http://schemas.microsoft.com/office/word/2018/wordml/cex" xmlns:w16cid="http://schemas.microsoft.com/office/word/2016/wordml/cid" xmlns:w16="http://schemas.microsoft.com/office/word/2018/wordml" xmlns:w16du="http://schemas.microsoft.com/office/word/2023/wordml/word16du" xmlns:w16sdtdh="http://schemas.microsoft.com/office/word/2020/wordml/sdtdatahash" xmlns:w16sdtfl="http://schemas.microsoft.com/office/word/2024/wordml/sdtformatlock" xmlns:w16se="http://schemas.microsoft.com/office/word/2015/wordml/symex" xmlns:wpg="http://schemas.microsoft.com/office/word/2010/wordprocessingGroup" xmlns:wpi="http://schemas.microsoft.com/office/word/2010/wordprocessingInk" xmlns:wne="http://schemas.microsoft.com/office/word/2006/wordml" xmlns:wps="http://schemas.microsoft.com/office/word/2010/wordprocessingShape" mc:Ignorable="w14 w15 w16se w16cid w16 w16cex w16sdtdh w16sdtfl w16du wp14">
+<w:ftr xmlns:wpc="http://schemas.microsoft.com/office/word/2010/wordprocessingCanvas" xmlns:cx="http://schemas.microsoft.com/office/drawing/2014/chartex" xmlns:cx1="http://schemas.microsoft.com/office/drawing/2015/9/8/chartex" xmlns:cx2="http://schemas.microsoft.com/office/drawing/2015/10/21/chartex" xmlns:cx3="http://schemas.microsoft.com/office/drawing/2016/5/9/chartex" xmlns:cx4="http://schemas.microsoft.com/office/drawing/2016/5/10/chartex" xmlns:cx5="http://schemas.microsoft.com/office/drawing/2016/5/11/chartex" xmlns:cx6="http://schemas.microsoft.com/office/drawing/2016/5/12/chartex" xmlns:cx7="http://schemas.microsoft.com/office/drawing/2016/5/13/chartex" xmlns:cx8="http://schemas.microsoft.com/office/drawing/2016/5/14/chartex" xmlns:mc="http://schemas.openxmlformats.org/markup-compatibility/2006" xmlns:aink="http://schemas.microsoft.com/office/drawing/2016/ink" xmlns:am3d="http://schemas.microsoft.com/office/drawing/2017/model3d" xmlns:o="urn:schemas-microsoft-com:office:office" xmlns:r="http://schemas.openxmlformats.org/officeDocument/2006/relationships" xmlns:m="http://schemas.openxmlformats.org/officeDocument/2006/math" xmlns:v="urn:schemas-microsoft-com:vml" xmlns:wp14="http://schemas.microsoft.com/office/word/2010/wordprocessingDrawing" xmlns:wp="http://schemas.openxmlformats.org/drawingml/2006/wordprocessingDrawing" xmlns:w10="urn:schemas-microsoft-com:office:word" xmlns:w="http://schemas.openxmlformats.org/wordprocessingml/2006/main" xmlns:w14="http://schemas.microsoft.com/office/word/2010/wordml" xmlns:w15="http://schemas.microsoft.com/office/word/2012/wordml" xmlns:w16cid="http://schemas.microsoft.com/office/word/2016/wordml/cid" xmlns:w16se="http://schemas.microsoft.com/office/word/2015/wordml/symex" xmlns:wpg="http://schemas.microsoft.com/office/word/2010/wordprocessingGroup" xmlns:wpi="http://schemas.microsoft.com/office/word/2010/wordprocessingInk" xmlns:wne="http://schemas.microsoft.com/office/word/2006/wordml" xmlns:wps="http://schemas.microsoft.com/office/word/2010/wordprocessingShape" mc:Ignorable="w14 w15 w16se w16cid wp14">
   <w:p>
     <w:pPr>
       <w:pStyle w:val="Rodap"/>
@@ -2953,7 +3120,7 @@
 </file>
 
 <file path=word/footnotes.xml><?xml version="1.0" encoding="utf-8"?>
-<w:footnotes xmlns:wpc="http://schemas.microsoft.com/office/word/2010/wordprocessingCanvas" xmlns:cx="http://schemas.microsoft.com/office/drawing/2014/chartex" xmlns:cx1="http://schemas.microsoft.com/office/drawing/2015/9/8/chartex" xmlns:cx2="http://schemas.microsoft.com/office/drawing/2015/10/21/chartex" xmlns:cx3="http://schemas.microsoft.com/office/drawing/2016/5/9/chartex" xmlns:cx4="http://schemas.microsoft.com/office/drawing/2016/5/10/chartex" xmlns:cx5="http://schemas.microsoft.com/office/drawing/2016/5/11/chartex" xmlns:cx6="http://schemas.microsoft.com/office/drawing/2016/5/12/chartex" xmlns:cx7="http://schemas.microsoft.com/office/drawing/2016/5/13/chartex" xmlns:cx8="http://schemas.microsoft.com/office/drawing/2016/5/14/chartex" xmlns:mc="http://schemas.openxmlformats.org/markup-compatibility/2006" xmlns:aink="http://schemas.microsoft.com/office/drawing/2016/ink" xmlns:am3d="http://schemas.microsoft.com/office/drawing/2017/model3d" xmlns:o="urn:schemas-microsoft-com:office:office" xmlns:oel="http://schemas.microsoft.com/office/2019/extlst" xmlns:r="http://schemas.openxmlformats.org/officeDocument/2006/relationships" xmlns:m="http://schemas.openxmlformats.org/officeDocument/2006/math" xmlns:v="urn:schemas-microsoft-com:vml" xmlns:wp14="http://schemas.microsoft.com/office/word/2010/wordprocessingDrawing" xmlns:wp="http://schemas.openxmlformats.org/drawingml/2006/wordprocessingDrawing" xmlns:w10="urn:schemas-microsoft-com:office:word" xmlns:w="http://schemas.openxmlformats.org/wordprocessingml/2006/main" xmlns:w14="http://schemas.microsoft.com/office/word/2010/wordml" xmlns:w15="http://schemas.microsoft.com/office/word/2012/wordml" xmlns:w16cex="http://schemas.microsoft.com/office/word/2018/wordml/cex" xmlns:w16cid="http://schemas.microsoft.com/office/word/2016/wordml/cid" xmlns:w16="http://schemas.microsoft.com/office/word/2018/wordml" xmlns:w16du="http://schemas.microsoft.com/office/word/2023/wordml/word16du" xmlns:w16sdtdh="http://schemas.microsoft.com/office/word/2020/wordml/sdtdatahash" xmlns:w16sdtfl="http://schemas.microsoft.com/office/word/2024/wordml/sdtformatlock" xmlns:w16se="http://schemas.microsoft.com/office/word/2015/wordml/symex" xmlns:wpg="http://schemas.microsoft.com/office/word/2010/wordprocessingGroup" xmlns:wpi="http://schemas.microsoft.com/office/word/2010/wordprocessingInk" xmlns:wne="http://schemas.microsoft.com/office/word/2006/wordml" xmlns:wps="http://schemas.microsoft.com/office/word/2010/wordprocessingShape" mc:Ignorable="w14 w15 w16se w16cid w16 w16cex w16sdtdh w16sdtfl w16du wp14">
+<w:footnotes xmlns:wpc="http://schemas.microsoft.com/office/word/2010/wordprocessingCanvas" xmlns:cx="http://schemas.microsoft.com/office/drawing/2014/chartex" xmlns:cx1="http://schemas.microsoft.com/office/drawing/2015/9/8/chartex" xmlns:cx2="http://schemas.microsoft.com/office/drawing/2015/10/21/chartex" xmlns:cx3="http://schemas.microsoft.com/office/drawing/2016/5/9/chartex" xmlns:cx4="http://schemas.microsoft.com/office/drawing/2016/5/10/chartex" xmlns:cx5="http://schemas.microsoft.com/office/drawing/2016/5/11/chartex" xmlns:cx6="http://schemas.microsoft.com/office/drawing/2016/5/12/chartex" xmlns:cx7="http://schemas.microsoft.com/office/drawing/2016/5/13/chartex" xmlns:cx8="http://schemas.microsoft.com/office/drawing/2016/5/14/chartex" xmlns:mc="http://schemas.openxmlformats.org/markup-compatibility/2006" xmlns:aink="http://schemas.microsoft.com/office/drawing/2016/ink" xmlns:am3d="http://schemas.microsoft.com/office/drawing/2017/model3d" xmlns:o="urn:schemas-microsoft-com:office:office" xmlns:r="http://schemas.openxmlformats.org/officeDocument/2006/relationships" xmlns:m="http://schemas.openxmlformats.org/officeDocument/2006/math" xmlns:v="urn:schemas-microsoft-com:vml" xmlns:wp14="http://schemas.microsoft.com/office/word/2010/wordprocessingDrawing" xmlns:wp="http://schemas.openxmlformats.org/drawingml/2006/wordprocessingDrawing" xmlns:w10="urn:schemas-microsoft-com:office:word" xmlns:w="http://schemas.openxmlformats.org/wordprocessingml/2006/main" xmlns:w14="http://schemas.microsoft.com/office/word/2010/wordml" xmlns:w15="http://schemas.microsoft.com/office/word/2012/wordml" xmlns:w16cid="http://schemas.microsoft.com/office/word/2016/wordml/cid" xmlns:w16se="http://schemas.microsoft.com/office/word/2015/wordml/symex" xmlns:wpg="http://schemas.microsoft.com/office/word/2010/wordprocessingGroup" xmlns:wpi="http://schemas.microsoft.com/office/word/2010/wordprocessingInk" xmlns:wne="http://schemas.microsoft.com/office/word/2006/wordml" xmlns:wps="http://schemas.microsoft.com/office/word/2010/wordprocessingShape" mc:Ignorable="w14 w15 w16se w16cid wp14">
   <w:footnote w:type="separator" w:id="-1">
     <w:p>
       <w:pPr>
@@ -2978,7 +3145,7 @@
 </file>
 
 <file path=word/header1.xml><?xml version="1.0" encoding="utf-8"?>
-<w:hdr xmlns:wpc="http://schemas.microsoft.com/office/word/2010/wordprocessingCanvas" xmlns:cx="http://schemas.microsoft.com/office/drawing/2014/chartex" xmlns:cx1="http://schemas.microsoft.com/office/drawing/2015/9/8/chartex" xmlns:cx2="http://schemas.microsoft.com/office/drawing/2015/10/21/chartex" xmlns:cx3="http://schemas.microsoft.com/office/drawing/2016/5/9/chartex" xmlns:cx4="http://schemas.microsoft.com/office/drawing/2016/5/10/chartex" xmlns:cx5="http://schemas.microsoft.com/office/drawing/2016/5/11/chartex" xmlns:cx6="http://schemas.microsoft.com/office/drawing/2016/5/12/chartex" xmlns:cx7="http://schemas.microsoft.com/office/drawing/2016/5/13/chartex" xmlns:cx8="http://schemas.microsoft.com/office/drawing/2016/5/14/chartex" xmlns:mc="http://schemas.openxmlformats.org/markup-compatibility/2006" xmlns:aink="http://schemas.microsoft.com/office/drawing/2016/ink" xmlns:am3d="http://schemas.microsoft.com/office/drawing/2017/model3d" xmlns:o="urn:schemas-microsoft-com:office:office" xmlns:oel="http://schemas.microsoft.com/office/2019/extlst" xmlns:r="http://schemas.openxmlformats.org/officeDocument/2006/relationships" xmlns:m="http://schemas.openxmlformats.org/officeDocument/2006/math" xmlns:v="urn:schemas-microsoft-com:vml" xmlns:wp14="http://schemas.microsoft.com/office/word/2010/wordprocessingDrawing" xmlns:wp="http://schemas.openxmlformats.org/drawingml/2006/wordprocessingDrawing" xmlns:w10="urn:schemas-microsoft-com:office:word" xmlns:w="http://schemas.openxmlformats.org/wordprocessingml/2006/main" xmlns:w14="http://schemas.microsoft.com/office/word/2010/wordml" xmlns:w15="http://schemas.microsoft.com/office/word/2012/wordml" xmlns:w16cex="http://schemas.microsoft.com/office/word/2018/wordml/cex" xmlns:w16cid="http://schemas.microsoft.com/office/word/2016/wordml/cid" xmlns:w16="http://schemas.microsoft.com/office/word/2018/wordml" xmlns:w16du="http://schemas.microsoft.com/office/word/2023/wordml/word16du" xmlns:w16sdtdh="http://schemas.microsoft.com/office/word/2020/wordml/sdtdatahash" xmlns:w16sdtfl="http://schemas.microsoft.com/office/word/2024/wordml/sdtformatlock" xmlns:w16se="http://schemas.microsoft.com/office/word/2015/wordml/symex" xmlns:wpg="http://schemas.microsoft.com/office/word/2010/wordprocessingGroup" xmlns:wpi="http://schemas.microsoft.com/office/word/2010/wordprocessingInk" xmlns:wne="http://schemas.microsoft.com/office/word/2006/wordml" xmlns:wps="http://schemas.microsoft.com/office/word/2010/wordprocessingShape" mc:Ignorable="w14 w15 w16se w16cid w16 w16cex w16sdtdh w16sdtfl w16du wp14">
+<w:hdr xmlns:wpc="http://schemas.microsoft.com/office/word/2010/wordprocessingCanvas" xmlns:cx="http://schemas.microsoft.com/office/drawing/2014/chartex" xmlns:cx1="http://schemas.microsoft.com/office/drawing/2015/9/8/chartex" xmlns:cx2="http://schemas.microsoft.com/office/drawing/2015/10/21/chartex" xmlns:cx3="http://schemas.microsoft.com/office/drawing/2016/5/9/chartex" xmlns:cx4="http://schemas.microsoft.com/office/drawing/2016/5/10/chartex" xmlns:cx5="http://schemas.microsoft.com/office/drawing/2016/5/11/chartex" xmlns:cx6="http://schemas.microsoft.com/office/drawing/2016/5/12/chartex" xmlns:cx7="http://schemas.microsoft.com/office/drawing/2016/5/13/chartex" xmlns:cx8="http://schemas.microsoft.com/office/drawing/2016/5/14/chartex" xmlns:mc="http://schemas.openxmlformats.org/markup-compatibility/2006" xmlns:aink="http://schemas.microsoft.com/office/drawing/2016/ink" xmlns:am3d="http://schemas.microsoft.com/office/drawing/2017/model3d" xmlns:o="urn:schemas-microsoft-com:office:office" xmlns:r="http://schemas.openxmlformats.org/officeDocument/2006/relationships" xmlns:m="http://schemas.openxmlformats.org/officeDocument/2006/math" xmlns:v="urn:schemas-microsoft-com:vml" xmlns:wp14="http://schemas.microsoft.com/office/word/2010/wordprocessingDrawing" xmlns:wp="http://schemas.openxmlformats.org/drawingml/2006/wordprocessingDrawing" xmlns:w10="urn:schemas-microsoft-com:office:word" xmlns:w="http://schemas.openxmlformats.org/wordprocessingml/2006/main" xmlns:w14="http://schemas.microsoft.com/office/word/2010/wordml" xmlns:w15="http://schemas.microsoft.com/office/word/2012/wordml" xmlns:w16cid="http://schemas.microsoft.com/office/word/2016/wordml/cid" xmlns:w16se="http://schemas.microsoft.com/office/word/2015/wordml/symex" xmlns:wpg="http://schemas.microsoft.com/office/word/2010/wordprocessingGroup" xmlns:wpi="http://schemas.microsoft.com/office/word/2010/wordprocessingInk" xmlns:wne="http://schemas.microsoft.com/office/word/2006/wordml" xmlns:wps="http://schemas.microsoft.com/office/word/2010/wordprocessingShape" mc:Ignorable="w14 w15 w16se w16cid wp14">
   <w:p>
     <w:pPr>
       <w:pStyle w:val="Cabealho"/>
@@ -2988,7 +3155,7 @@
 </file>
 
 <file path=word/header2.xml><?xml version="1.0" encoding="utf-8"?>
-<w:hdr xmlns:wpc="http://schemas.microsoft.com/office/word/2010/wordprocessingCanvas" xmlns:cx="http://schemas.microsoft.com/office/drawing/2014/chartex" xmlns:cx1="http://schemas.microsoft.com/office/drawing/2015/9/8/chartex" xmlns:cx2="http://schemas.microsoft.com/office/drawing/2015/10/21/chartex" xmlns:cx3="http://schemas.microsoft.com/office/drawing/2016/5/9/chartex" xmlns:cx4="http://schemas.microsoft.com/office/drawing/2016/5/10/chartex" xmlns:cx5="http://schemas.microsoft.com/office/drawing/2016/5/11/chartex" xmlns:cx6="http://schemas.microsoft.com/office/drawing/2016/5/12/chartex" xmlns:cx7="http://schemas.microsoft.com/office/drawing/2016/5/13/chartex" xmlns:cx8="http://schemas.microsoft.com/office/drawing/2016/5/14/chartex" xmlns:mc="http://schemas.openxmlformats.org/markup-compatibility/2006" xmlns:aink="http://schemas.microsoft.com/office/drawing/2016/ink" xmlns:am3d="http://schemas.microsoft.com/office/drawing/2017/model3d" xmlns:o="urn:schemas-microsoft-com:office:office" xmlns:oel="http://schemas.microsoft.com/office/2019/extlst" xmlns:r="http://schemas.openxmlformats.org/officeDocument/2006/relationships" xmlns:m="http://schemas.openxmlformats.org/officeDocument/2006/math" xmlns:v="urn:schemas-microsoft-com:vml" xmlns:wp14="http://schemas.microsoft.com/office/word/2010/wordprocessingDrawing" xmlns:wp="http://schemas.openxmlformats.org/drawingml/2006/wordprocessingDrawing" xmlns:w10="urn:schemas-microsoft-com:office:word" xmlns:w="http://schemas.openxmlformats.org/wordprocessingml/2006/main" xmlns:w14="http://schemas.microsoft.com/office/word/2010/wordml" xmlns:w15="http://schemas.microsoft.com/office/word/2012/wordml" xmlns:w16cex="http://schemas.microsoft.com/office/word/2018/wordml/cex" xmlns:w16cid="http://schemas.microsoft.com/office/word/2016/wordml/cid" xmlns:w16="http://schemas.microsoft.com/office/word/2018/wordml" xmlns:w16du="http://schemas.microsoft.com/office/word/2023/wordml/word16du" xmlns:w16sdtdh="http://schemas.microsoft.com/office/word/2020/wordml/sdtdatahash" xmlns:w16sdtfl="http://schemas.microsoft.com/office/word/2024/wordml/sdtformatlock" xmlns:w16se="http://schemas.microsoft.com/office/word/2015/wordml/symex" xmlns:wpg="http://schemas.microsoft.com/office/word/2010/wordprocessingGroup" xmlns:wpi="http://schemas.microsoft.com/office/word/2010/wordprocessingInk" xmlns:wne="http://schemas.microsoft.com/office/word/2006/wordml" xmlns:wps="http://schemas.microsoft.com/office/word/2010/wordprocessingShape" mc:Ignorable="w14 w15 w16se w16cid w16 w16cex w16sdtdh w16sdtfl w16du wp14">
+<w:hdr xmlns:wpc="http://schemas.microsoft.com/office/word/2010/wordprocessingCanvas" xmlns:cx="http://schemas.microsoft.com/office/drawing/2014/chartex" xmlns:cx1="http://schemas.microsoft.com/office/drawing/2015/9/8/chartex" xmlns:cx2="http://schemas.microsoft.com/office/drawing/2015/10/21/chartex" xmlns:cx3="http://schemas.microsoft.com/office/drawing/2016/5/9/chartex" xmlns:cx4="http://schemas.microsoft.com/office/drawing/2016/5/10/chartex" xmlns:cx5="http://schemas.microsoft.com/office/drawing/2016/5/11/chartex" xmlns:cx6="http://schemas.microsoft.com/office/drawing/2016/5/12/chartex" xmlns:cx7="http://schemas.microsoft.com/office/drawing/2016/5/13/chartex" xmlns:cx8="http://schemas.microsoft.com/office/drawing/2016/5/14/chartex" xmlns:mc="http://schemas.openxmlformats.org/markup-compatibility/2006" xmlns:aink="http://schemas.microsoft.com/office/drawing/2016/ink" xmlns:am3d="http://schemas.microsoft.com/office/drawing/2017/model3d" xmlns:o="urn:schemas-microsoft-com:office:office" xmlns:r="http://schemas.openxmlformats.org/officeDocument/2006/relationships" xmlns:m="http://schemas.openxmlformats.org/officeDocument/2006/math" xmlns:v="urn:schemas-microsoft-com:vml" xmlns:wp14="http://schemas.microsoft.com/office/word/2010/wordprocessingDrawing" xmlns:wp="http://schemas.openxmlformats.org/drawingml/2006/wordprocessingDrawing" xmlns:w10="urn:schemas-microsoft-com:office:word" xmlns:w="http://schemas.openxmlformats.org/wordprocessingml/2006/main" xmlns:w14="http://schemas.microsoft.com/office/word/2010/wordml" xmlns:w15="http://schemas.microsoft.com/office/word/2012/wordml" xmlns:w16cid="http://schemas.microsoft.com/office/word/2016/wordml/cid" xmlns:w16se="http://schemas.microsoft.com/office/word/2015/wordml/symex" xmlns:wpg="http://schemas.microsoft.com/office/word/2010/wordprocessingGroup" xmlns:wpi="http://schemas.microsoft.com/office/word/2010/wordprocessingInk" xmlns:wne="http://schemas.microsoft.com/office/word/2006/wordml" xmlns:wps="http://schemas.microsoft.com/office/word/2010/wordprocessingShape" mc:Ignorable="w14 w15 w16se w16cid wp14">
   <w:p>
     <w:pPr>
       <w:pStyle w:val="Cabealho"/>
@@ -3058,7 +3225,7 @@
 </file>
 
 <file path=word/header3.xml><?xml version="1.0" encoding="utf-8"?>
-<w:hdr xmlns:wpc="http://schemas.microsoft.com/office/word/2010/wordprocessingCanvas" xmlns:cx="http://schemas.microsoft.com/office/drawing/2014/chartex" xmlns:cx1="http://schemas.microsoft.com/office/drawing/2015/9/8/chartex" xmlns:cx2="http://schemas.microsoft.com/office/drawing/2015/10/21/chartex" xmlns:cx3="http://schemas.microsoft.com/office/drawing/2016/5/9/chartex" xmlns:cx4="http://schemas.microsoft.com/office/drawing/2016/5/10/chartex" xmlns:cx5="http://schemas.microsoft.com/office/drawing/2016/5/11/chartex" xmlns:cx6="http://schemas.microsoft.com/office/drawing/2016/5/12/chartex" xmlns:cx7="http://schemas.microsoft.com/office/drawing/2016/5/13/chartex" xmlns:cx8="http://schemas.microsoft.com/office/drawing/2016/5/14/chartex" xmlns:mc="http://schemas.openxmlformats.org/markup-compatibility/2006" xmlns:aink="http://schemas.microsoft.com/office/drawing/2016/ink" xmlns:am3d="http://schemas.microsoft.com/office/drawing/2017/model3d" xmlns:o="urn:schemas-microsoft-com:office:office" xmlns:oel="http://schemas.microsoft.com/office/2019/extlst" xmlns:r="http://schemas.openxmlformats.org/officeDocument/2006/relationships" xmlns:m="http://schemas.openxmlformats.org/officeDocument/2006/math" xmlns:v="urn:schemas-microsoft-com:vml" xmlns:wp14="http://schemas.microsoft.com/office/word/2010/wordprocessingDrawing" xmlns:wp="http://schemas.openxmlformats.org/drawingml/2006/wordprocessingDrawing" xmlns:w10="urn:schemas-microsoft-com:office:word" xmlns:w="http://schemas.openxmlformats.org/wordprocessingml/2006/main" xmlns:w14="http://schemas.microsoft.com/office/word/2010/wordml" xmlns:w15="http://schemas.microsoft.com/office/word/2012/wordml" xmlns:w16cex="http://schemas.microsoft.com/office/word/2018/wordml/cex" xmlns:w16cid="http://schemas.microsoft.com/office/word/2016/wordml/cid" xmlns:w16="http://schemas.microsoft.com/office/word/2018/wordml" xmlns:w16du="http://schemas.microsoft.com/office/word/2023/wordml/word16du" xmlns:w16sdtdh="http://schemas.microsoft.com/office/word/2020/wordml/sdtdatahash" xmlns:w16sdtfl="http://schemas.microsoft.com/office/word/2024/wordml/sdtformatlock" xmlns:w16se="http://schemas.microsoft.com/office/word/2015/wordml/symex" xmlns:wpg="http://schemas.microsoft.com/office/word/2010/wordprocessingGroup" xmlns:wpi="http://schemas.microsoft.com/office/word/2010/wordprocessingInk" xmlns:wne="http://schemas.microsoft.com/office/word/2006/wordml" xmlns:wps="http://schemas.microsoft.com/office/word/2010/wordprocessingShape" mc:Ignorable="w14 w15 w16se w16cid w16 w16cex w16sdtdh w16sdtfl w16du wp14">
+<w:hdr xmlns:wpc="http://schemas.microsoft.com/office/word/2010/wordprocessingCanvas" xmlns:cx="http://schemas.microsoft.com/office/drawing/2014/chartex" xmlns:cx1="http://schemas.microsoft.com/office/drawing/2015/9/8/chartex" xmlns:cx2="http://schemas.microsoft.com/office/drawing/2015/10/21/chartex" xmlns:cx3="http://schemas.microsoft.com/office/drawing/2016/5/9/chartex" xmlns:cx4="http://schemas.microsoft.com/office/drawing/2016/5/10/chartex" xmlns:cx5="http://schemas.microsoft.com/office/drawing/2016/5/11/chartex" xmlns:cx6="http://schemas.microsoft.com/office/drawing/2016/5/12/chartex" xmlns:cx7="http://schemas.microsoft.com/office/drawing/2016/5/13/chartex" xmlns:cx8="http://schemas.microsoft.com/office/drawing/2016/5/14/chartex" xmlns:mc="http://schemas.openxmlformats.org/markup-compatibility/2006" xmlns:aink="http://schemas.microsoft.com/office/drawing/2016/ink" xmlns:am3d="http://schemas.microsoft.com/office/drawing/2017/model3d" xmlns:o="urn:schemas-microsoft-com:office:office" xmlns:r="http://schemas.openxmlformats.org/officeDocument/2006/relationships" xmlns:m="http://schemas.openxmlformats.org/officeDocument/2006/math" xmlns:v="urn:schemas-microsoft-com:vml" xmlns:wp14="http://schemas.microsoft.com/office/word/2010/wordprocessingDrawing" xmlns:wp="http://schemas.openxmlformats.org/drawingml/2006/wordprocessingDrawing" xmlns:w10="urn:schemas-microsoft-com:office:word" xmlns:w="http://schemas.openxmlformats.org/wordprocessingml/2006/main" xmlns:w14="http://schemas.microsoft.com/office/word/2010/wordml" xmlns:w15="http://schemas.microsoft.com/office/word/2012/wordml" xmlns:w16cid="http://schemas.microsoft.com/office/word/2016/wordml/cid" xmlns:w16se="http://schemas.microsoft.com/office/word/2015/wordml/symex" xmlns:wpg="http://schemas.microsoft.com/office/word/2010/wordprocessingGroup" xmlns:wpi="http://schemas.microsoft.com/office/word/2010/wordprocessingInk" xmlns:wne="http://schemas.microsoft.com/office/word/2006/wordml" xmlns:wps="http://schemas.microsoft.com/office/word/2010/wordprocessingShape" mc:Ignorable="w14 w15 w16se w16cid wp14">
   <w:p>
     <w:pPr>
       <w:pStyle w:val="Cabealho"/>
@@ -3068,8 +3235,121 @@
 </file>
 
 <file path=word/numbering.xml><?xml version="1.0" encoding="utf-8"?>
-<w:numbering xmlns:wpc="http://schemas.microsoft.com/office/word/2010/wordprocessingCanvas" xmlns:cx="http://schemas.microsoft.com/office/drawing/2014/chartex" xmlns:cx1="http://schemas.microsoft.com/office/drawing/2015/9/8/chartex" xmlns:cx2="http://schemas.microsoft.com/office/drawing/2015/10/21/chartex" xmlns:cx3="http://schemas.microsoft.com/office/drawing/2016/5/9/chartex" xmlns:cx4="http://schemas.microsoft.com/office/drawing/2016/5/10/chartex" xmlns:cx5="http://schemas.microsoft.com/office/drawing/2016/5/11/chartex" xmlns:cx6="http://schemas.microsoft.com/office/drawing/2016/5/12/chartex" xmlns:cx7="http://schemas.microsoft.com/office/drawing/2016/5/13/chartex" xmlns:cx8="http://schemas.microsoft.com/office/drawing/2016/5/14/chartex" xmlns:mc="http://schemas.openxmlformats.org/markup-compatibility/2006" xmlns:aink="http://schemas.microsoft.com/office/drawing/2016/ink" xmlns:am3d="http://schemas.microsoft.com/office/drawing/2017/model3d" xmlns:o="urn:schemas-microsoft-com:office:office" xmlns:oel="http://schemas.microsoft.com/office/2019/extlst" xmlns:r="http://schemas.openxmlformats.org/officeDocument/2006/relationships" xmlns:m="http://schemas.openxmlformats.org/officeDocument/2006/math" xmlns:v="urn:schemas-microsoft-com:vml" xmlns:wp14="http://schemas.microsoft.com/office/word/2010/wordprocessingDrawing" xmlns:wp="http://schemas.openxmlformats.org/drawingml/2006/wordprocessingDrawing" xmlns:w10="urn:schemas-microsoft-com:office:word" xmlns:w="http://schemas.openxmlformats.org/wordprocessingml/2006/main" xmlns:w14="http://schemas.microsoft.com/office/word/2010/wordml" xmlns:w15="http://schemas.microsoft.com/office/word/2012/wordml" xmlns:w16cex="http://schemas.microsoft.com/office/word/2018/wordml/cex" xmlns:w16cid="http://schemas.microsoft.com/office/word/2016/wordml/cid" xmlns:w16="http://schemas.microsoft.com/office/word/2018/wordml" xmlns:w16du="http://schemas.microsoft.com/office/word/2023/wordml/word16du" xmlns:w16sdtdh="http://schemas.microsoft.com/office/word/2020/wordml/sdtdatahash" xmlns:w16sdtfl="http://schemas.microsoft.com/office/word/2024/wordml/sdtformatlock" xmlns:w16se="http://schemas.microsoft.com/office/word/2015/wordml/symex" xmlns:wpg="http://schemas.microsoft.com/office/word/2010/wordprocessingGroup" xmlns:wpi="http://schemas.microsoft.com/office/word/2010/wordprocessingInk" xmlns:wne="http://schemas.microsoft.com/office/word/2006/wordml" xmlns:wps="http://schemas.microsoft.com/office/word/2010/wordprocessingShape" mc:Ignorable="w14 w15 w16se w16cid w16 w16cex w16sdtdh w16sdtfl w16du wp14">
+<w:numbering xmlns:wpc="http://schemas.microsoft.com/office/word/2010/wordprocessingCanvas" xmlns:cx="http://schemas.microsoft.com/office/drawing/2014/chartex" xmlns:cx1="http://schemas.microsoft.com/office/drawing/2015/9/8/chartex" xmlns:cx2="http://schemas.microsoft.com/office/drawing/2015/10/21/chartex" xmlns:cx3="http://schemas.microsoft.com/office/drawing/2016/5/9/chartex" xmlns:cx4="http://schemas.microsoft.com/office/drawing/2016/5/10/chartex" xmlns:cx5="http://schemas.microsoft.com/office/drawing/2016/5/11/chartex" xmlns:cx6="http://schemas.microsoft.com/office/drawing/2016/5/12/chartex" xmlns:cx7="http://schemas.microsoft.com/office/drawing/2016/5/13/chartex" xmlns:cx8="http://schemas.microsoft.com/office/drawing/2016/5/14/chartex" xmlns:mc="http://schemas.openxmlformats.org/markup-compatibility/2006" xmlns:aink="http://schemas.microsoft.com/office/drawing/2016/ink" xmlns:am3d="http://schemas.microsoft.com/office/drawing/2017/model3d" xmlns:o="urn:schemas-microsoft-com:office:office" xmlns:r="http://schemas.openxmlformats.org/officeDocument/2006/relationships" xmlns:m="http://schemas.openxmlformats.org/officeDocument/2006/math" xmlns:v="urn:schemas-microsoft-com:vml" xmlns:wp14="http://schemas.microsoft.com/office/word/2010/wordprocessingDrawing" xmlns:wp="http://schemas.openxmlformats.org/drawingml/2006/wordprocessingDrawing" xmlns:w10="urn:schemas-microsoft-com:office:word" xmlns:w="http://schemas.openxmlformats.org/wordprocessingml/2006/main" xmlns:w14="http://schemas.microsoft.com/office/word/2010/wordml" xmlns:w15="http://schemas.microsoft.com/office/word/2012/wordml" xmlns:w16cid="http://schemas.microsoft.com/office/word/2016/wordml/cid" xmlns:w16se="http://schemas.microsoft.com/office/word/2015/wordml/symex" xmlns:wpg="http://schemas.microsoft.com/office/word/2010/wordprocessingGroup" xmlns:wpi="http://schemas.microsoft.com/office/word/2010/wordprocessingInk" xmlns:wne="http://schemas.microsoft.com/office/word/2006/wordml" xmlns:wps="http://schemas.microsoft.com/office/word/2010/wordprocessingShape" mc:Ignorable="w14 w15 w16se w16cid wp14">
   <w:abstractNum w:abstractNumId="0" w15:restartNumberingAfterBreak="0">
+    <w:nsid w:val="0B847B89"/>
+    <w:multiLevelType w:val="hybridMultilevel"/>
+    <w:tmpl w:val="33328A22"/>
+    <w:lvl w:ilvl="0" w:tplc="04160001">
+      <w:start w:val="1"/>
+      <w:numFmt w:val="bullet"/>
+      <w:lvlText w:val=""/>
+      <w:lvlJc w:val="left"/>
+      <w:pPr>
+        <w:ind w:left="720" w:hanging="360"/>
+      </w:pPr>
+      <w:rPr>
+        <w:rFonts w:ascii="Symbol" w:hAnsi="Symbol" w:hint="default"/>
+      </w:rPr>
+    </w:lvl>
+    <w:lvl w:ilvl="1" w:tplc="04160003" w:tentative="1">
+      <w:start w:val="1"/>
+      <w:numFmt w:val="bullet"/>
+      <w:lvlText w:val="o"/>
+      <w:lvlJc w:val="left"/>
+      <w:pPr>
+        <w:ind w:left="1440" w:hanging="360"/>
+      </w:pPr>
+      <w:rPr>
+        <w:rFonts w:ascii="Courier New" w:hAnsi="Courier New" w:cs="Courier New" w:hint="default"/>
+      </w:rPr>
+    </w:lvl>
+    <w:lvl w:ilvl="2" w:tplc="04160005" w:tentative="1">
+      <w:start w:val="1"/>
+      <w:numFmt w:val="bullet"/>
+      <w:lvlText w:val=""/>
+      <w:lvlJc w:val="left"/>
+      <w:pPr>
+        <w:ind w:left="2160" w:hanging="360"/>
+      </w:pPr>
+      <w:rPr>
+        <w:rFonts w:ascii="Wingdings" w:hAnsi="Wingdings" w:hint="default"/>
+      </w:rPr>
+    </w:lvl>
+    <w:lvl w:ilvl="3" w:tplc="04160001" w:tentative="1">
+      <w:start w:val="1"/>
+      <w:numFmt w:val="bullet"/>
+      <w:lvlText w:val=""/>
+      <w:lvlJc w:val="left"/>
+      <w:pPr>
+        <w:ind w:left="2880" w:hanging="360"/>
+      </w:pPr>
+      <w:rPr>
+        <w:rFonts w:ascii="Symbol" w:hAnsi="Symbol" w:hint="default"/>
+      </w:rPr>
+    </w:lvl>
+    <w:lvl w:ilvl="4" w:tplc="04160003" w:tentative="1">
+      <w:start w:val="1"/>
+      <w:numFmt w:val="bullet"/>
+      <w:lvlText w:val="o"/>
+      <w:lvlJc w:val="left"/>
+      <w:pPr>
+        <w:ind w:left="3600" w:hanging="360"/>
+      </w:pPr>
+      <w:rPr>
+        <w:rFonts w:ascii="Courier New" w:hAnsi="Courier New" w:cs="Courier New" w:hint="default"/>
+      </w:rPr>
+    </w:lvl>
+    <w:lvl w:ilvl="5" w:tplc="04160005" w:tentative="1">
+      <w:start w:val="1"/>
+      <w:numFmt w:val="bullet"/>
+      <w:lvlText w:val=""/>
+      <w:lvlJc w:val="left"/>
+      <w:pPr>
+        <w:ind w:left="4320" w:hanging="360"/>
+      </w:pPr>
+      <w:rPr>
+        <w:rFonts w:ascii="Wingdings" w:hAnsi="Wingdings" w:hint="default"/>
+      </w:rPr>
+    </w:lvl>
+    <w:lvl w:ilvl="6" w:tplc="04160001" w:tentative="1">
+      <w:start w:val="1"/>
+      <w:numFmt w:val="bullet"/>
+      <w:lvlText w:val=""/>
+      <w:lvlJc w:val="left"/>
+      <w:pPr>
+        <w:ind w:left="5040" w:hanging="360"/>
+      </w:pPr>
+      <w:rPr>
+        <w:rFonts w:ascii="Symbol" w:hAnsi="Symbol" w:hint="default"/>
+      </w:rPr>
+    </w:lvl>
+    <w:lvl w:ilvl="7" w:tplc="04160003" w:tentative="1">
+      <w:start w:val="1"/>
+      <w:numFmt w:val="bullet"/>
+      <w:lvlText w:val="o"/>
+      <w:lvlJc w:val="left"/>
+      <w:pPr>
+        <w:ind w:left="5760" w:hanging="360"/>
+      </w:pPr>
+      <w:rPr>
+        <w:rFonts w:ascii="Courier New" w:hAnsi="Courier New" w:cs="Courier New" w:hint="default"/>
+      </w:rPr>
+    </w:lvl>
+    <w:lvl w:ilvl="8" w:tplc="04160005" w:tentative="1">
+      <w:start w:val="1"/>
+      <w:numFmt w:val="bullet"/>
+      <w:lvlText w:val=""/>
+      <w:lvlJc w:val="left"/>
+      <w:pPr>
+        <w:ind w:left="6480" w:hanging="360"/>
+      </w:pPr>
+      <w:rPr>
+        <w:rFonts w:ascii="Wingdings" w:hAnsi="Wingdings" w:hint="default"/>
+      </w:rPr>
+    </w:lvl>
+  </w:abstractNum>
+  <w:abstractNum w:abstractNumId="1" w15:restartNumberingAfterBreak="0">
     <w:nsid w:val="17913EB3"/>
     <w:multiLevelType w:val="multilevel"/>
     <w:tmpl w:val="55A8752E"/>
@@ -3155,14 +3435,343 @@
       </w:pPr>
     </w:lvl>
   </w:abstractNum>
-  <w:num w:numId="1" w16cid:durableId="897862257">
+  <w:abstractNum w:abstractNumId="2" w15:restartNumberingAfterBreak="0">
+    <w:nsid w:val="1C615F56"/>
+    <w:multiLevelType w:val="hybridMultilevel"/>
+    <w:tmpl w:val="7004B87C"/>
+    <w:lvl w:ilvl="0" w:tplc="9EE2C186">
+      <w:start w:val="1"/>
+      <w:numFmt w:val="bullet"/>
+      <w:lvlText w:val=""/>
+      <w:lvlJc w:val="left"/>
+      <w:pPr>
+        <w:ind w:left="720" w:hanging="360"/>
+      </w:pPr>
+      <w:rPr>
+        <w:rFonts w:ascii="Symbol" w:hAnsi="Symbol" w:hint="default"/>
+        <w:color w:val="000000" w:themeColor="text1"/>
+      </w:rPr>
+    </w:lvl>
+    <w:lvl w:ilvl="1" w:tplc="04160003" w:tentative="1">
+      <w:start w:val="1"/>
+      <w:numFmt w:val="bullet"/>
+      <w:lvlText w:val="o"/>
+      <w:lvlJc w:val="left"/>
+      <w:pPr>
+        <w:ind w:left="1440" w:hanging="360"/>
+      </w:pPr>
+      <w:rPr>
+        <w:rFonts w:ascii="Courier New" w:hAnsi="Courier New" w:cs="Courier New" w:hint="default"/>
+      </w:rPr>
+    </w:lvl>
+    <w:lvl w:ilvl="2" w:tplc="04160005" w:tentative="1">
+      <w:start w:val="1"/>
+      <w:numFmt w:val="bullet"/>
+      <w:lvlText w:val=""/>
+      <w:lvlJc w:val="left"/>
+      <w:pPr>
+        <w:ind w:left="2160" w:hanging="360"/>
+      </w:pPr>
+      <w:rPr>
+        <w:rFonts w:ascii="Wingdings" w:hAnsi="Wingdings" w:hint="default"/>
+      </w:rPr>
+    </w:lvl>
+    <w:lvl w:ilvl="3" w:tplc="04160001" w:tentative="1">
+      <w:start w:val="1"/>
+      <w:numFmt w:val="bullet"/>
+      <w:lvlText w:val=""/>
+      <w:lvlJc w:val="left"/>
+      <w:pPr>
+        <w:ind w:left="2880" w:hanging="360"/>
+      </w:pPr>
+      <w:rPr>
+        <w:rFonts w:ascii="Symbol" w:hAnsi="Symbol" w:hint="default"/>
+      </w:rPr>
+    </w:lvl>
+    <w:lvl w:ilvl="4" w:tplc="04160003" w:tentative="1">
+      <w:start w:val="1"/>
+      <w:numFmt w:val="bullet"/>
+      <w:lvlText w:val="o"/>
+      <w:lvlJc w:val="left"/>
+      <w:pPr>
+        <w:ind w:left="3600" w:hanging="360"/>
+      </w:pPr>
+      <w:rPr>
+        <w:rFonts w:ascii="Courier New" w:hAnsi="Courier New" w:cs="Courier New" w:hint="default"/>
+      </w:rPr>
+    </w:lvl>
+    <w:lvl w:ilvl="5" w:tplc="04160005" w:tentative="1">
+      <w:start w:val="1"/>
+      <w:numFmt w:val="bullet"/>
+      <w:lvlText w:val=""/>
+      <w:lvlJc w:val="left"/>
+      <w:pPr>
+        <w:ind w:left="4320" w:hanging="360"/>
+      </w:pPr>
+      <w:rPr>
+        <w:rFonts w:ascii="Wingdings" w:hAnsi="Wingdings" w:hint="default"/>
+      </w:rPr>
+    </w:lvl>
+    <w:lvl w:ilvl="6" w:tplc="04160001" w:tentative="1">
+      <w:start w:val="1"/>
+      <w:numFmt w:val="bullet"/>
+      <w:lvlText w:val=""/>
+      <w:lvlJc w:val="left"/>
+      <w:pPr>
+        <w:ind w:left="5040" w:hanging="360"/>
+      </w:pPr>
+      <w:rPr>
+        <w:rFonts w:ascii="Symbol" w:hAnsi="Symbol" w:hint="default"/>
+      </w:rPr>
+    </w:lvl>
+    <w:lvl w:ilvl="7" w:tplc="04160003" w:tentative="1">
+      <w:start w:val="1"/>
+      <w:numFmt w:val="bullet"/>
+      <w:lvlText w:val="o"/>
+      <w:lvlJc w:val="left"/>
+      <w:pPr>
+        <w:ind w:left="5760" w:hanging="360"/>
+      </w:pPr>
+      <w:rPr>
+        <w:rFonts w:ascii="Courier New" w:hAnsi="Courier New" w:cs="Courier New" w:hint="default"/>
+      </w:rPr>
+    </w:lvl>
+    <w:lvl w:ilvl="8" w:tplc="04160005" w:tentative="1">
+      <w:start w:val="1"/>
+      <w:numFmt w:val="bullet"/>
+      <w:lvlText w:val=""/>
+      <w:lvlJc w:val="left"/>
+      <w:pPr>
+        <w:ind w:left="6480" w:hanging="360"/>
+      </w:pPr>
+      <w:rPr>
+        <w:rFonts w:ascii="Wingdings" w:hAnsi="Wingdings" w:hint="default"/>
+      </w:rPr>
+    </w:lvl>
+  </w:abstractNum>
+  <w:abstractNum w:abstractNumId="3" w15:restartNumberingAfterBreak="0">
+    <w:nsid w:val="3ED40B31"/>
+    <w:multiLevelType w:val="hybridMultilevel"/>
+    <w:tmpl w:val="1AE8B3A0"/>
+    <w:lvl w:ilvl="0" w:tplc="9EE2C186">
+      <w:start w:val="1"/>
+      <w:numFmt w:val="bullet"/>
+      <w:lvlText w:val=""/>
+      <w:lvlJc w:val="left"/>
+      <w:pPr>
+        <w:ind w:left="720" w:hanging="360"/>
+      </w:pPr>
+      <w:rPr>
+        <w:rFonts w:ascii="Symbol" w:hAnsi="Symbol" w:hint="default"/>
+        <w:color w:val="000000" w:themeColor="text1"/>
+      </w:rPr>
+    </w:lvl>
+    <w:lvl w:ilvl="1" w:tplc="04160003" w:tentative="1">
+      <w:start w:val="1"/>
+      <w:numFmt w:val="bullet"/>
+      <w:lvlText w:val="o"/>
+      <w:lvlJc w:val="left"/>
+      <w:pPr>
+        <w:ind w:left="1440" w:hanging="360"/>
+      </w:pPr>
+      <w:rPr>
+        <w:rFonts w:ascii="Courier New" w:hAnsi="Courier New" w:cs="Courier New" w:hint="default"/>
+      </w:rPr>
+    </w:lvl>
+    <w:lvl w:ilvl="2" w:tplc="04160005" w:tentative="1">
+      <w:start w:val="1"/>
+      <w:numFmt w:val="bullet"/>
+      <w:lvlText w:val=""/>
+      <w:lvlJc w:val="left"/>
+      <w:pPr>
+        <w:ind w:left="2160" w:hanging="360"/>
+      </w:pPr>
+      <w:rPr>
+        <w:rFonts w:ascii="Wingdings" w:hAnsi="Wingdings" w:hint="default"/>
+      </w:rPr>
+    </w:lvl>
+    <w:lvl w:ilvl="3" w:tplc="04160001" w:tentative="1">
+      <w:start w:val="1"/>
+      <w:numFmt w:val="bullet"/>
+      <w:lvlText w:val=""/>
+      <w:lvlJc w:val="left"/>
+      <w:pPr>
+        <w:ind w:left="2880" w:hanging="360"/>
+      </w:pPr>
+      <w:rPr>
+        <w:rFonts w:ascii="Symbol" w:hAnsi="Symbol" w:hint="default"/>
+      </w:rPr>
+    </w:lvl>
+    <w:lvl w:ilvl="4" w:tplc="04160003" w:tentative="1">
+      <w:start w:val="1"/>
+      <w:numFmt w:val="bullet"/>
+      <w:lvlText w:val="o"/>
+      <w:lvlJc w:val="left"/>
+      <w:pPr>
+        <w:ind w:left="3600" w:hanging="360"/>
+      </w:pPr>
+      <w:rPr>
+        <w:rFonts w:ascii="Courier New" w:hAnsi="Courier New" w:cs="Courier New" w:hint="default"/>
+      </w:rPr>
+    </w:lvl>
+    <w:lvl w:ilvl="5" w:tplc="04160005" w:tentative="1">
+      <w:start w:val="1"/>
+      <w:numFmt w:val="bullet"/>
+      <w:lvlText w:val=""/>
+      <w:lvlJc w:val="left"/>
+      <w:pPr>
+        <w:ind w:left="4320" w:hanging="360"/>
+      </w:pPr>
+      <w:rPr>
+        <w:rFonts w:ascii="Wingdings" w:hAnsi="Wingdings" w:hint="default"/>
+      </w:rPr>
+    </w:lvl>
+    <w:lvl w:ilvl="6" w:tplc="04160001" w:tentative="1">
+      <w:start w:val="1"/>
+      <w:numFmt w:val="bullet"/>
+      <w:lvlText w:val=""/>
+      <w:lvlJc w:val="left"/>
+      <w:pPr>
+        <w:ind w:left="5040" w:hanging="360"/>
+      </w:pPr>
+      <w:rPr>
+        <w:rFonts w:ascii="Symbol" w:hAnsi="Symbol" w:hint="default"/>
+      </w:rPr>
+    </w:lvl>
+    <w:lvl w:ilvl="7" w:tplc="04160003" w:tentative="1">
+      <w:start w:val="1"/>
+      <w:numFmt w:val="bullet"/>
+      <w:lvlText w:val="o"/>
+      <w:lvlJc w:val="left"/>
+      <w:pPr>
+        <w:ind w:left="5760" w:hanging="360"/>
+      </w:pPr>
+      <w:rPr>
+        <w:rFonts w:ascii="Courier New" w:hAnsi="Courier New" w:cs="Courier New" w:hint="default"/>
+      </w:rPr>
+    </w:lvl>
+    <w:lvl w:ilvl="8" w:tplc="04160005" w:tentative="1">
+      <w:start w:val="1"/>
+      <w:numFmt w:val="bullet"/>
+      <w:lvlText w:val=""/>
+      <w:lvlJc w:val="left"/>
+      <w:pPr>
+        <w:ind w:left="6480" w:hanging="360"/>
+      </w:pPr>
+      <w:rPr>
+        <w:rFonts w:ascii="Wingdings" w:hAnsi="Wingdings" w:hint="default"/>
+      </w:rPr>
+    </w:lvl>
+  </w:abstractNum>
+  <w:abstractNum w:abstractNumId="4" w15:restartNumberingAfterBreak="0">
+    <w:nsid w:val="470D065F"/>
+    <w:multiLevelType w:val="hybridMultilevel"/>
+    <w:tmpl w:val="BDA858EE"/>
+    <w:lvl w:ilvl="0" w:tplc="39C22546">
+      <w:start w:val="1"/>
+      <w:numFmt w:val="decimal"/>
+      <w:lvlText w:val="%1."/>
+      <w:lvlJc w:val="left"/>
+      <w:pPr>
+        <w:ind w:left="720" w:hanging="360"/>
+      </w:pPr>
+      <w:rPr>
+        <w:color w:val="000000" w:themeColor="text1"/>
+      </w:rPr>
+    </w:lvl>
+    <w:lvl w:ilvl="1" w:tplc="04160019" w:tentative="1">
+      <w:start w:val="1"/>
+      <w:numFmt w:val="lowerLetter"/>
+      <w:lvlText w:val="%2."/>
+      <w:lvlJc w:val="left"/>
+      <w:pPr>
+        <w:ind w:left="1440" w:hanging="360"/>
+      </w:pPr>
+    </w:lvl>
+    <w:lvl w:ilvl="2" w:tplc="0416001B" w:tentative="1">
+      <w:start w:val="1"/>
+      <w:numFmt w:val="lowerRoman"/>
+      <w:lvlText w:val="%3."/>
+      <w:lvlJc w:val="right"/>
+      <w:pPr>
+        <w:ind w:left="2160" w:hanging="180"/>
+      </w:pPr>
+    </w:lvl>
+    <w:lvl w:ilvl="3" w:tplc="0416000F" w:tentative="1">
+      <w:start w:val="1"/>
+      <w:numFmt w:val="decimal"/>
+      <w:lvlText w:val="%4."/>
+      <w:lvlJc w:val="left"/>
+      <w:pPr>
+        <w:ind w:left="2880" w:hanging="360"/>
+      </w:pPr>
+    </w:lvl>
+    <w:lvl w:ilvl="4" w:tplc="04160019" w:tentative="1">
+      <w:start w:val="1"/>
+      <w:numFmt w:val="lowerLetter"/>
+      <w:lvlText w:val="%5."/>
+      <w:lvlJc w:val="left"/>
+      <w:pPr>
+        <w:ind w:left="3600" w:hanging="360"/>
+      </w:pPr>
+    </w:lvl>
+    <w:lvl w:ilvl="5" w:tplc="0416001B" w:tentative="1">
+      <w:start w:val="1"/>
+      <w:numFmt w:val="lowerRoman"/>
+      <w:lvlText w:val="%6."/>
+      <w:lvlJc w:val="right"/>
+      <w:pPr>
+        <w:ind w:left="4320" w:hanging="180"/>
+      </w:pPr>
+    </w:lvl>
+    <w:lvl w:ilvl="6" w:tplc="0416000F" w:tentative="1">
+      <w:start w:val="1"/>
+      <w:numFmt w:val="decimal"/>
+      <w:lvlText w:val="%7."/>
+      <w:lvlJc w:val="left"/>
+      <w:pPr>
+        <w:ind w:left="5040" w:hanging="360"/>
+      </w:pPr>
+    </w:lvl>
+    <w:lvl w:ilvl="7" w:tplc="04160019" w:tentative="1">
+      <w:start w:val="1"/>
+      <w:numFmt w:val="lowerLetter"/>
+      <w:lvlText w:val="%8."/>
+      <w:lvlJc w:val="left"/>
+      <w:pPr>
+        <w:ind w:left="5760" w:hanging="360"/>
+      </w:pPr>
+    </w:lvl>
+    <w:lvl w:ilvl="8" w:tplc="0416001B" w:tentative="1">
+      <w:start w:val="1"/>
+      <w:numFmt w:val="lowerRoman"/>
+      <w:lvlText w:val="%9."/>
+      <w:lvlJc w:val="right"/>
+      <w:pPr>
+        <w:ind w:left="6480" w:hanging="180"/>
+      </w:pPr>
+    </w:lvl>
+  </w:abstractNum>
+  <w:num w:numId="1">
+    <w:abstractNumId w:val="1"/>
+  </w:num>
+  <w:num w:numId="2">
+    <w:abstractNumId w:val="4"/>
+  </w:num>
+  <w:num w:numId="3">
     <w:abstractNumId w:val="0"/>
+  </w:num>
+  <w:num w:numId="4">
+    <w:abstractNumId w:val="3"/>
+  </w:num>
+  <w:num w:numId="5">
+    <w:abstractNumId w:val="2"/>
   </w:num>
 </w:numbering>
 </file>
 
 <file path=word/styles.xml><?xml version="1.0" encoding="utf-8"?>
-<w:styles xmlns:mc="http://schemas.openxmlformats.org/markup-compatibility/2006" xmlns:r="http://schemas.openxmlformats.org/officeDocument/2006/relationships" xmlns:w="http://schemas.openxmlformats.org/wordprocessingml/2006/main" xmlns:w14="http://schemas.microsoft.com/office/word/2010/wordml" xmlns:w15="http://schemas.microsoft.com/office/word/2012/wordml" xmlns:w16cex="http://schemas.microsoft.com/office/word/2018/wordml/cex" xmlns:w16cid="http://schemas.microsoft.com/office/word/2016/wordml/cid" xmlns:w16="http://schemas.microsoft.com/office/word/2018/wordml" xmlns:w16du="http://schemas.microsoft.com/office/word/2023/wordml/word16du" xmlns:w16sdtdh="http://schemas.microsoft.com/office/word/2020/wordml/sdtdatahash" xmlns:w16sdtfl="http://schemas.microsoft.com/office/word/2024/wordml/sdtformatlock" xmlns:w16se="http://schemas.microsoft.com/office/word/2015/wordml/symex" mc:Ignorable="w14 w15 w16se w16cid w16 w16cex w16sdtdh w16sdtfl w16du">
+<w:styles xmlns:mc="http://schemas.openxmlformats.org/markup-compatibility/2006" xmlns:r="http://schemas.openxmlformats.org/officeDocument/2006/relationships" xmlns:w="http://schemas.openxmlformats.org/wordprocessingml/2006/main" xmlns:w14="http://schemas.microsoft.com/office/word/2010/wordml" xmlns:w15="http://schemas.microsoft.com/office/word/2012/wordml" xmlns:w16cid="http://schemas.microsoft.com/office/word/2016/wordml/cid" xmlns:w16se="http://schemas.microsoft.com/office/word/2015/wordml/symex" mc:Ignorable="w14 w15 w16se w16cid">
   <w:docDefaults>
     <w:rPrDefault>
       <w:rPr>
@@ -3178,7 +3787,7 @@
       </w:pPr>
     </w:pPrDefault>
   </w:docDefaults>
-  <w:latentStyles w:defLockedState="0" w:defUIPriority="99" w:defSemiHidden="0" w:defUnhideWhenUsed="0" w:defQFormat="0" w:count="376">
+  <w:latentStyles w:defLockedState="0" w:defUIPriority="99" w:defSemiHidden="0" w:defUnhideWhenUsed="0" w:defQFormat="0" w:count="375">
     <w:lsdException w:name="Normal" w:uiPriority="0" w:qFormat="1"/>
     <w:lsdException w:name="heading 1" w:uiPriority="9" w:qFormat="1"/>
     <w:lsdException w:name="heading 2" w:semiHidden="1" w:uiPriority="9" w:unhideWhenUsed="1" w:qFormat="1"/>
@@ -3554,7 +4163,6 @@
     <w:lsdException w:name="Smart Hyperlink" w:semiHidden="1" w:unhideWhenUsed="1"/>
     <w:lsdException w:name="Hashtag" w:semiHidden="1" w:unhideWhenUsed="1"/>
     <w:lsdException w:name="Unresolved Mention" w:semiHidden="1" w:unhideWhenUsed="1"/>
-    <w:lsdException w:name="Smart Link" w:semiHidden="1" w:unhideWhenUsed="1"/>
   </w:latentStyles>
   <w:style w:type="paragraph" w:default="1" w:styleId="Normal">
     <w:name w:val="Normal"/>
@@ -3634,6 +4242,37 @@
     <w:link w:val="Rodap"/>
     <w:uiPriority w:val="99"/>
     <w:rsid w:val="000425C6"/>
+  </w:style>
+  <w:style w:type="character" w:customStyle="1" w:styleId="citation-114">
+    <w:name w:val="citation-114"/>
+    <w:basedOn w:val="Fontepargpadro"/>
+    <w:rsid w:val="009101FF"/>
+  </w:style>
+  <w:style w:type="character" w:customStyle="1" w:styleId="citation-113">
+    <w:name w:val="citation-113"/>
+    <w:basedOn w:val="Fontepargpadro"/>
+    <w:rsid w:val="009101FF"/>
+  </w:style>
+  <w:style w:type="character" w:customStyle="1" w:styleId="citation-109">
+    <w:name w:val="citation-109"/>
+    <w:basedOn w:val="Fontepargpadro"/>
+    <w:rsid w:val="009101FF"/>
+  </w:style>
+  <w:style w:type="character" w:customStyle="1" w:styleId="citation-108">
+    <w:name w:val="citation-108"/>
+    <w:basedOn w:val="Fontepargpadro"/>
+    <w:rsid w:val="009101FF"/>
+  </w:style>
+  <w:style w:type="paragraph" w:styleId="PargrafodaLista">
+    <w:name w:val="List Paragraph"/>
+    <w:basedOn w:val="Normal"/>
+    <w:uiPriority w:val="34"/>
+    <w:qFormat/>
+    <w:rsid w:val="009101FF"/>
+    <w:pPr>
+      <w:ind w:left="720"/>
+      <w:contextualSpacing/>
+    </w:pPr>
   </w:style>
 </w:styles>
 </file>
@@ -3934,6 +4573,17 @@
 </file>
 
 <file path=customXml/item1.xml><?xml version="1.0" encoding="utf-8"?>
+<p:properties xmlns:p="http://schemas.microsoft.com/office/2006/metadata/properties" xmlns:xsi="http://www.w3.org/2001/XMLSchema-instance" xmlns:pc="http://schemas.microsoft.com/office/infopath/2007/PartnerControls">
+  <documentManagement>
+    <lcf76f155ced4ddcb4097134ff3c332f xmlns="8ca2a57e-8138-4b57-956a-eb6e2c7049cc">
+      <Terms xmlns="http://schemas.microsoft.com/office/infopath/2007/PartnerControls"/>
+    </lcf76f155ced4ddcb4097134ff3c332f>
+    <TaxCatchAll xmlns="1d2798d9-1030-4cc5-be7b-200f9e628651" xsi:nil="true"/>
+  </documentManagement>
+</p:properties>
+</file>
+
+<file path=customXml/item2.xml><?xml version="1.0" encoding="utf-8"?>
 <ct:contentTypeSchema xmlns:ct="http://schemas.microsoft.com/office/2006/metadata/contentType" xmlns:ma="http://schemas.microsoft.com/office/2006/metadata/properties/metaAttributes" ct:_="" ma:_="" ma:contentTypeName="Documento" ma:contentTypeID="0x01010045364877AF745B4281652B53F43C594A" ma:contentTypeVersion="15" ma:contentTypeDescription="Crie um novo documento." ma:contentTypeScope="" ma:versionID="440a6fbbcbce65e3f8e2bed610644788">
   <xsd:schema xmlns:xsd="http://www.w3.org/2001/XMLSchema" xmlns:xs="http://www.w3.org/2001/XMLSchema" xmlns:p="http://schemas.microsoft.com/office/2006/metadata/properties" xmlns:ns2="1d2798d9-1030-4cc5-be7b-200f9e628651" xmlns:ns3="8ca2a57e-8138-4b57-956a-eb6e2c7049cc" targetNamespace="http://schemas.microsoft.com/office/2006/metadata/properties" ma:root="true" ma:fieldsID="3ff20d9b6411658b7762fa2c08d7e1af" ns2:_="" ns3:_="">
     <xsd:import namespace="1d2798d9-1030-4cc5-be7b-200f9e628651"/>
@@ -4168,17 +4818,6 @@
 </ct:contentTypeSchema>
 </file>
 
-<file path=customXml/item2.xml><?xml version="1.0" encoding="utf-8"?>
-<p:properties xmlns:p="http://schemas.microsoft.com/office/2006/metadata/properties" xmlns:xsi="http://www.w3.org/2001/XMLSchema-instance" xmlns:pc="http://schemas.microsoft.com/office/infopath/2007/PartnerControls">
-  <documentManagement>
-    <lcf76f155ced4ddcb4097134ff3c332f xmlns="8ca2a57e-8138-4b57-956a-eb6e2c7049cc">
-      <Terms xmlns="http://schemas.microsoft.com/office/infopath/2007/PartnerControls"/>
-    </lcf76f155ced4ddcb4097134ff3c332f>
-    <TaxCatchAll xmlns="1d2798d9-1030-4cc5-be7b-200f9e628651" xsi:nil="true"/>
-  </documentManagement>
-</p:properties>
-</file>
-
 <file path=customXml/item3.xml><?xml version="1.0" encoding="utf-8"?>
 <?mso-contentType ?>
 <FormTemplates xmlns="http://schemas.microsoft.com/sharepoint/v3/contenttype/forms">
@@ -4189,6 +4828,17 @@
 </file>
 
 <file path=customXml/itemProps1.xml><?xml version="1.0" encoding="utf-8"?>
+<ds:datastoreItem xmlns:ds="http://schemas.openxmlformats.org/officeDocument/2006/customXml" ds:itemID="{DEC3F211-A3ED-4D74-812F-955FD328EBB9}">
+  <ds:schemaRefs>
+    <ds:schemaRef ds:uri="http://schemas.microsoft.com/office/2006/metadata/properties"/>
+    <ds:schemaRef ds:uri="http://schemas.microsoft.com/office/infopath/2007/PartnerControls"/>
+    <ds:schemaRef ds:uri="8ca2a57e-8138-4b57-956a-eb6e2c7049cc"/>
+    <ds:schemaRef ds:uri="1d2798d9-1030-4cc5-be7b-200f9e628651"/>
+  </ds:schemaRefs>
+</ds:datastoreItem>
+</file>
+
+<file path=customXml/itemProps2.xml><?xml version="1.0" encoding="utf-8"?>
 <ds:datastoreItem xmlns:ds="http://schemas.openxmlformats.org/officeDocument/2006/customXml" ds:itemID="{5C49EB71-DCC6-4AD6-B283-AD28F75E5568}">
   <ds:schemaRefs>
     <ds:schemaRef ds:uri="http://schemas.microsoft.com/office/2006/metadata/contentType"/>
@@ -4207,17 +4857,6 @@
 </ds:datastoreItem>
 </file>
 
-<file path=customXml/itemProps2.xml><?xml version="1.0" encoding="utf-8"?>
-<ds:datastoreItem xmlns:ds="http://schemas.openxmlformats.org/officeDocument/2006/customXml" ds:itemID="{DEC3F211-A3ED-4D74-812F-955FD328EBB9}">
-  <ds:schemaRefs>
-    <ds:schemaRef ds:uri="http://schemas.microsoft.com/office/2006/metadata/properties"/>
-    <ds:schemaRef ds:uri="http://schemas.microsoft.com/office/infopath/2007/PartnerControls"/>
-    <ds:schemaRef ds:uri="8ca2a57e-8138-4b57-956a-eb6e2c7049cc"/>
-    <ds:schemaRef ds:uri="1d2798d9-1030-4cc5-be7b-200f9e628651"/>
-  </ds:schemaRefs>
-</ds:datastoreItem>
-</file>
-
 <file path=customXml/itemProps3.xml><?xml version="1.0" encoding="utf-8"?>
 <ds:datastoreItem xmlns:ds="http://schemas.openxmlformats.org/officeDocument/2006/customXml" ds:itemID="{6C7D064E-B9B1-4DD1-96C1-B59BEDBDE508}">
   <ds:schemaRefs>
